--- a/系統文件/第一章 前言.docx
+++ b/系統文件/第一章 前言.docx
@@ -73,32 +73,31 @@
     <w:p>
       <w:pPr>
         <w:rPr>
-          <w:rFonts w:hint="eastAsia"/>
-          <w:sz w:val="32"/>
-          <w:szCs w:val="32"/>
-        </w:rPr>
-      </w:pPr>
-      <w:r>
-        <w:rPr>
-          <w:rFonts w:hint="eastAsia"/>
-          <w:sz w:val="32"/>
-          <w:szCs w:val="32"/>
-        </w:rPr>
-        <w:t>近年來日本文化在台灣的影響力持續攀升，無論是動漫、戲劇、音樂、美食或觀光旅遊，都讓越來越多人對日文產生興趣。根據觀光局統計，赴日旅遊人次年年成長，許多人希望能在旅途中與當地人簡單對話，或看懂菜單、招牌與指示牌。</w:t>
-      </w:r>
-    </w:p>
-    <w:p>
-      <w:pPr>
-        <w:rPr>
-          <w:sz w:val="32"/>
-          <w:szCs w:val="32"/>
-        </w:rPr>
-      </w:pPr>
-    </w:p>
-    <w:p>
-      <w:pPr>
-        <w:rPr>
-          <w:rFonts w:hint="eastAsia"/>
+          <w:sz w:val="32"/>
+          <w:szCs w:val="32"/>
+        </w:rPr>
+      </w:pPr>
+      <w:r>
+        <w:rPr>
+          <w:rFonts w:hint="eastAsia"/>
+          <w:sz w:val="32"/>
+          <w:szCs w:val="32"/>
+        </w:rPr>
+        <w:t>近年來日本文化在台灣的影響力持續攀升，無論是動漫、戲劇、音樂、美食或觀光旅遊，都讓越來越多人對日文產生興趣。</w:t>
+      </w:r>
+    </w:p>
+    <w:p>
+      <w:pPr>
+        <w:rPr>
+          <w:rFonts w:hint="eastAsia"/>
+          <w:sz w:val="32"/>
+          <w:szCs w:val="32"/>
+        </w:rPr>
+      </w:pPr>
+    </w:p>
+    <w:p>
+      <w:pPr>
+        <w:rPr>
           <w:sz w:val="32"/>
           <w:szCs w:val="32"/>
         </w:rPr>
@@ -233,15 +232,6 @@
           <w:szCs w:val="32"/>
         </w:rPr>
       </w:pPr>
-    </w:p>
-    <w:p>
-      <w:pPr>
-        <w:rPr>
-          <w:rFonts w:hint="eastAsia"/>
-          <w:sz w:val="32"/>
-          <w:szCs w:val="32"/>
-        </w:rPr>
-      </w:pPr>
       <w:r>
         <w:rPr>
           <w:rFonts w:hint="eastAsia"/>
@@ -262,7 +252,6 @@
     <w:p>
       <w:pPr>
         <w:rPr>
-          <w:rFonts w:hint="eastAsia"/>
           <w:sz w:val="32"/>
           <w:szCs w:val="32"/>
         </w:rPr>
@@ -287,7 +276,6 @@
     <w:p>
       <w:pPr>
         <w:rPr>
-          <w:rFonts w:hint="eastAsia"/>
           <w:sz w:val="32"/>
           <w:szCs w:val="32"/>
         </w:rPr>
@@ -312,7 +300,6 @@
     <w:p>
       <w:pPr>
         <w:rPr>
-          <w:rFonts w:hint="eastAsia"/>
           <w:sz w:val="32"/>
           <w:szCs w:val="32"/>
         </w:rPr>
@@ -353,7 +340,6 @@
     <w:p>
       <w:pPr>
         <w:rPr>
-          <w:rFonts w:hint="eastAsia"/>
           <w:sz w:val="32"/>
           <w:szCs w:val="32"/>
         </w:rPr>

--- a/系統文件/第一章 前言.docx
+++ b/系統文件/第一章 前言.docx
@@ -89,7 +89,6 @@
     <w:p>
       <w:pPr>
         <w:rPr>
-          <w:rFonts w:hint="eastAsia"/>
           <w:sz w:val="32"/>
           <w:szCs w:val="32"/>
         </w:rPr>
@@ -211,7 +210,6 @@
     <w:p>
       <w:pPr>
         <w:rPr>
-          <w:rFonts w:hint="eastAsia"/>
           <w:sz w:val="32"/>
           <w:szCs w:val="32"/>
         </w:rPr>
@@ -368,6 +366,318 @@
         </w:rPr>
         <w:t>，讓使用者能在真實的生活場景中學日文。例如在拉麵店拍下菜單就能學到餐點單字、在車站拍下指示牌就能認識交通用語。透過將「學習」與「生活」結合，提高使用者的持續學習意願。</w:t>
       </w:r>
+    </w:p>
+    <w:p>
+      <w:pPr>
+        <w:widowControl/>
+        <w:rPr>
+          <w:sz w:val="32"/>
+          <w:szCs w:val="32"/>
+        </w:rPr>
+      </w:pPr>
+      <w:r>
+        <w:rPr>
+          <w:sz w:val="32"/>
+          <w:szCs w:val="32"/>
+        </w:rPr>
+        <w:br w:type="page"/>
+      </w:r>
+    </w:p>
+    <w:p>
+      <w:pPr>
+        <w:rPr>
+          <w:b/>
+          <w:bCs/>
+          <w:sz w:val="32"/>
+          <w:szCs w:val="32"/>
+        </w:rPr>
+      </w:pPr>
+      <w:r>
+        <w:rPr>
+          <w:rFonts w:hint="eastAsia"/>
+          <w:b/>
+          <w:bCs/>
+          <w:sz w:val="32"/>
+          <w:szCs w:val="32"/>
+        </w:rPr>
+        <w:lastRenderedPageBreak/>
+        <w:t>1-3</w:t>
+      </w:r>
+      <w:r>
+        <w:rPr>
+          <w:rFonts w:hint="eastAsia"/>
+          <w:b/>
+          <w:bCs/>
+          <w:sz w:val="32"/>
+          <w:szCs w:val="32"/>
+        </w:rPr>
+        <w:t>系統目的與目標</w:t>
+      </w:r>
+    </w:p>
+    <w:p>
+      <w:pPr>
+        <w:rPr>
+          <w:rFonts w:hint="eastAsia"/>
+          <w:sz w:val="32"/>
+          <w:szCs w:val="32"/>
+        </w:rPr>
+      </w:pPr>
+      <w:r>
+        <w:rPr>
+          <w:rFonts w:hint="eastAsia"/>
+          <w:sz w:val="32"/>
+          <w:szCs w:val="32"/>
+        </w:rPr>
+        <w:t>本系統的目的是打造一款結合拍照辨識、</w:t>
+      </w:r>
+      <w:r>
+        <w:rPr>
+          <w:rFonts w:hint="eastAsia"/>
+          <w:sz w:val="32"/>
+          <w:szCs w:val="32"/>
+        </w:rPr>
+        <w:t xml:space="preserve">AI </w:t>
+      </w:r>
+      <w:r>
+        <w:rPr>
+          <w:rFonts w:hint="eastAsia"/>
+          <w:sz w:val="32"/>
+          <w:szCs w:val="32"/>
+        </w:rPr>
+        <w:t>對話與學習社群的日文學習應用程式，主要目標如下：</w:t>
+      </w:r>
+    </w:p>
+    <w:p>
+      <w:pPr>
+        <w:rPr>
+          <w:sz w:val="32"/>
+          <w:szCs w:val="32"/>
+        </w:rPr>
+      </w:pPr>
+    </w:p>
+    <w:p>
+      <w:pPr>
+        <w:rPr>
+          <w:rFonts w:hint="eastAsia"/>
+          <w:b/>
+          <w:bCs/>
+          <w:sz w:val="32"/>
+          <w:szCs w:val="32"/>
+        </w:rPr>
+      </w:pPr>
+      <w:r>
+        <w:rPr>
+          <w:rFonts w:hint="eastAsia"/>
+          <w:b/>
+          <w:bCs/>
+          <w:sz w:val="32"/>
+          <w:szCs w:val="32"/>
+        </w:rPr>
+        <w:t>核心學習功能</w:t>
+      </w:r>
+    </w:p>
+    <w:p>
+      <w:pPr>
+        <w:pStyle w:val="a3"/>
+        <w:numPr>
+          <w:ilvl w:val="0"/>
+          <w:numId w:val="3"/>
+        </w:numPr>
+        <w:ind w:leftChars="0"/>
+        <w:rPr>
+          <w:rFonts w:hint="eastAsia"/>
+          <w:sz w:val="32"/>
+          <w:szCs w:val="32"/>
+        </w:rPr>
+      </w:pPr>
+      <w:r>
+        <w:rPr>
+          <w:rFonts w:hint="eastAsia"/>
+          <w:sz w:val="32"/>
+          <w:szCs w:val="32"/>
+        </w:rPr>
+        <w:t>提供拍照辨識日文物件的功能，使用者可上傳場景照片，系統自動辨識並產生相關單字。</w:t>
+      </w:r>
+    </w:p>
+    <w:p>
+      <w:pPr>
+        <w:pStyle w:val="a3"/>
+        <w:numPr>
+          <w:ilvl w:val="0"/>
+          <w:numId w:val="3"/>
+        </w:numPr>
+        <w:ind w:leftChars="0"/>
+        <w:rPr>
+          <w:rFonts w:hint="eastAsia"/>
+          <w:sz w:val="32"/>
+          <w:szCs w:val="32"/>
+        </w:rPr>
+      </w:pPr>
+      <w:r>
+        <w:rPr>
+          <w:rFonts w:hint="eastAsia"/>
+          <w:sz w:val="32"/>
+          <w:szCs w:val="32"/>
+        </w:rPr>
+        <w:t>提供完整的單字收藏夾系統，支援自訂資料夾與單字分類管理，使用者可自由建立、重新命名與移動單字。</w:t>
+      </w:r>
+    </w:p>
+    <w:p>
+      <w:pPr>
+        <w:pStyle w:val="a3"/>
+        <w:numPr>
+          <w:ilvl w:val="0"/>
+          <w:numId w:val="3"/>
+        </w:numPr>
+        <w:ind w:leftChars="0"/>
+        <w:rPr>
+          <w:rFonts w:hint="eastAsia"/>
+          <w:sz w:val="32"/>
+          <w:szCs w:val="32"/>
+        </w:rPr>
+      </w:pPr>
+      <w:r>
+        <w:rPr>
+          <w:rFonts w:hint="eastAsia"/>
+          <w:sz w:val="32"/>
+          <w:szCs w:val="32"/>
+        </w:rPr>
+        <w:t>整合</w:t>
+      </w:r>
+      <w:r>
+        <w:rPr>
+          <w:rFonts w:hint="eastAsia"/>
+          <w:sz w:val="32"/>
+          <w:szCs w:val="32"/>
+        </w:rPr>
+        <w:t xml:space="preserve"> AI </w:t>
+      </w:r>
+      <w:r>
+        <w:rPr>
+          <w:rFonts w:hint="eastAsia"/>
+          <w:sz w:val="32"/>
+          <w:szCs w:val="32"/>
+        </w:rPr>
+        <w:t>角色扮演對話功能，讓使用者透過情境對話練習口說與聽力。</w:t>
+      </w:r>
+    </w:p>
+    <w:p>
+      <w:pPr>
+        <w:rPr>
+          <w:rFonts w:hint="eastAsia"/>
+          <w:b/>
+          <w:bCs/>
+          <w:sz w:val="32"/>
+          <w:szCs w:val="32"/>
+        </w:rPr>
+      </w:pPr>
+      <w:r>
+        <w:rPr>
+          <w:rFonts w:hint="eastAsia"/>
+          <w:b/>
+          <w:bCs/>
+          <w:sz w:val="32"/>
+          <w:szCs w:val="32"/>
+        </w:rPr>
+        <w:t>學習動機與社群互動</w:t>
+      </w:r>
+    </w:p>
+    <w:p>
+      <w:pPr>
+        <w:pStyle w:val="a3"/>
+        <w:numPr>
+          <w:ilvl w:val="0"/>
+          <w:numId w:val="5"/>
+        </w:numPr>
+        <w:ind w:leftChars="0"/>
+        <w:rPr>
+          <w:rFonts w:hint="eastAsia"/>
+          <w:sz w:val="32"/>
+          <w:szCs w:val="32"/>
+        </w:rPr>
+      </w:pPr>
+      <w:r>
+        <w:rPr>
+          <w:rFonts w:hint="eastAsia"/>
+          <w:sz w:val="32"/>
+          <w:szCs w:val="32"/>
+        </w:rPr>
+        <w:t>設計成就徽章系統與能力雷達圖，根據使用者的學習行為動態計算「聽說讀寫文化」五大能力值。</w:t>
+      </w:r>
+    </w:p>
+    <w:p>
+      <w:pPr>
+        <w:pStyle w:val="a3"/>
+        <w:numPr>
+          <w:ilvl w:val="0"/>
+          <w:numId w:val="4"/>
+        </w:numPr>
+        <w:ind w:leftChars="0"/>
+        <w:rPr>
+          <w:rFonts w:hint="eastAsia"/>
+          <w:sz w:val="32"/>
+          <w:szCs w:val="32"/>
+        </w:rPr>
+      </w:pPr>
+      <w:r>
+        <w:rPr>
+          <w:rFonts w:hint="eastAsia"/>
+          <w:sz w:val="32"/>
+          <w:szCs w:val="32"/>
+        </w:rPr>
+        <w:t>提供連續登入紀錄、每日學習目標與通知提醒，協助使用者養成持續學習的習慣。</w:t>
+      </w:r>
+    </w:p>
+    <w:p>
+      <w:pPr>
+        <w:pStyle w:val="a3"/>
+        <w:numPr>
+          <w:ilvl w:val="0"/>
+          <w:numId w:val="4"/>
+        </w:numPr>
+        <w:ind w:leftChars="0"/>
+        <w:rPr>
+          <w:rFonts w:hint="eastAsia"/>
+          <w:sz w:val="32"/>
+          <w:szCs w:val="32"/>
+        </w:rPr>
+      </w:pPr>
+      <w:r>
+        <w:rPr>
+          <w:rFonts w:hint="eastAsia"/>
+          <w:sz w:val="32"/>
+          <w:szCs w:val="32"/>
+        </w:rPr>
+        <w:t>建立好友系統與學習小組功能，讓使用者能與朋友一起挑戰學習目標、互相鼓勵。</w:t>
+      </w:r>
+    </w:p>
+    <w:p>
+      <w:pPr>
+        <w:rPr>
+          <w:b/>
+          <w:bCs/>
+          <w:sz w:val="32"/>
+          <w:szCs w:val="32"/>
+        </w:rPr>
+      </w:pPr>
+      <w:r>
+        <w:rPr>
+          <w:rFonts w:hint="eastAsia"/>
+          <w:b/>
+          <w:bCs/>
+          <w:sz w:val="32"/>
+          <w:szCs w:val="32"/>
+        </w:rPr>
+        <w:t>個人化與帳號管理</w:t>
+      </w:r>
+    </w:p>
+    <w:p>
+      <w:pPr>
+        <w:rPr>
+          <w:sz w:val="32"/>
+          <w:szCs w:val="32"/>
+        </w:rPr>
+      </w:pPr>
     </w:p>
     <w:sectPr>
       <w:pgSz w:w="11906" w:h="16838"/>
@@ -377,6 +687,823 @@
     </w:sectPr>
   </w:body>
 </w:document>
+</file>
+
+<file path=word/numbering.xml><?xml version="1.0" encoding="utf-8"?>
+<w:numbering xmlns:wpc="http://schemas.microsoft.com/office/word/2010/wordprocessingCanvas" xmlns:cx="http://schemas.microsoft.com/office/drawing/2014/chartex" xmlns:cx1="http://schemas.microsoft.com/office/drawing/2015/9/8/chartex" xmlns:cx2="http://schemas.microsoft.com/office/drawing/2015/10/21/chartex" xmlns:cx3="http://schemas.microsoft.com/office/drawing/2016/5/9/chartex" xmlns:cx4="http://schemas.microsoft.com/office/drawing/2016/5/10/chartex" xmlns:cx5="http://schemas.microsoft.com/office/drawing/2016/5/11/chartex" xmlns:cx6="http://schemas.microsoft.com/office/drawing/2016/5/12/chartex" xmlns:cx7="http://schemas.microsoft.com/office/drawing/2016/5/13/chartex" xmlns:cx8="http://schemas.microsoft.com/office/drawing/2016/5/14/chartex" xmlns:mc="http://schemas.openxmlformats.org/markup-compatibility/2006" xmlns:aink="http://schemas.microsoft.com/office/drawing/2016/ink" xmlns:am3d="http://schemas.microsoft.com/office/drawing/2017/model3d" xmlns:o="urn:schemas-microsoft-com:office:office" xmlns:r="http://schemas.openxmlformats.org/officeDocument/2006/relationships" xmlns:m="http://schemas.openxmlformats.org/officeDocument/2006/math" xmlns:v="urn:schemas-microsoft-com:vml" xmlns:wp14="http://schemas.microsoft.com/office/word/2010/wordprocessingDrawing" xmlns:wp="http://schemas.openxmlformats.org/drawingml/2006/wordprocessingDrawing" xmlns:w10="urn:schemas-microsoft-com:office:word" xmlns:w="http://schemas.openxmlformats.org/wordprocessingml/2006/main" xmlns:w14="http://schemas.microsoft.com/office/word/2010/wordml" xmlns:w15="http://schemas.microsoft.com/office/word/2012/wordml" xmlns:w16cex="http://schemas.microsoft.com/office/word/2018/wordml/cex" xmlns:w16cid="http://schemas.microsoft.com/office/word/2016/wordml/cid" xmlns:w16="http://schemas.microsoft.com/office/word/2018/wordml" xmlns:w16sdtdh="http://schemas.microsoft.com/office/word/2020/wordml/sdtdatahash" xmlns:w16se="http://schemas.microsoft.com/office/word/2015/wordml/symex" xmlns:wpg="http://schemas.microsoft.com/office/word/2010/wordprocessingGroup" xmlns:wpi="http://schemas.microsoft.com/office/word/2010/wordprocessingInk" xmlns:wne="http://schemas.microsoft.com/office/word/2006/wordml" xmlns:wps="http://schemas.microsoft.com/office/word/2010/wordprocessingShape" mc:Ignorable="w14 w15 w16se w16cid w16 w16cex w16sdtdh wp14">
+  <w:abstractNum w:abstractNumId="0" w15:restartNumberingAfterBreak="0">
+    <w:nsid w:val="04960B98"/>
+    <w:multiLevelType w:val="hybridMultilevel"/>
+    <w:tmpl w:val="E5C6802A"/>
+    <w:lvl w:ilvl="0" w:tplc="3C166F56">
+      <w:start w:val="1"/>
+      <w:numFmt w:val="bullet"/>
+      <w:lvlText w:val=""/>
+      <w:lvlJc w:val="left"/>
+      <w:pPr>
+        <w:ind w:left="480" w:hanging="480"/>
+      </w:pPr>
+      <w:rPr>
+        <w:rFonts w:ascii="Wingdings" w:hAnsi="Wingdings" w:hint="default"/>
+      </w:rPr>
+    </w:lvl>
+    <w:lvl w:ilvl="1" w:tplc="04090003" w:tentative="1">
+      <w:start w:val="1"/>
+      <w:numFmt w:val="bullet"/>
+      <w:lvlText w:val=""/>
+      <w:lvlJc w:val="left"/>
+      <w:pPr>
+        <w:ind w:left="960" w:hanging="480"/>
+      </w:pPr>
+      <w:rPr>
+        <w:rFonts w:ascii="Wingdings" w:hAnsi="Wingdings" w:hint="default"/>
+      </w:rPr>
+    </w:lvl>
+    <w:lvl w:ilvl="2" w:tplc="04090005" w:tentative="1">
+      <w:start w:val="1"/>
+      <w:numFmt w:val="bullet"/>
+      <w:lvlText w:val=""/>
+      <w:lvlJc w:val="left"/>
+      <w:pPr>
+        <w:ind w:left="1440" w:hanging="480"/>
+      </w:pPr>
+      <w:rPr>
+        <w:rFonts w:ascii="Wingdings" w:hAnsi="Wingdings" w:hint="default"/>
+      </w:rPr>
+    </w:lvl>
+    <w:lvl w:ilvl="3" w:tplc="04090001" w:tentative="1">
+      <w:start w:val="1"/>
+      <w:numFmt w:val="bullet"/>
+      <w:lvlText w:val=""/>
+      <w:lvlJc w:val="left"/>
+      <w:pPr>
+        <w:ind w:left="1920" w:hanging="480"/>
+      </w:pPr>
+      <w:rPr>
+        <w:rFonts w:ascii="Wingdings" w:hAnsi="Wingdings" w:hint="default"/>
+      </w:rPr>
+    </w:lvl>
+    <w:lvl w:ilvl="4" w:tplc="04090003" w:tentative="1">
+      <w:start w:val="1"/>
+      <w:numFmt w:val="bullet"/>
+      <w:lvlText w:val=""/>
+      <w:lvlJc w:val="left"/>
+      <w:pPr>
+        <w:ind w:left="2400" w:hanging="480"/>
+      </w:pPr>
+      <w:rPr>
+        <w:rFonts w:ascii="Wingdings" w:hAnsi="Wingdings" w:hint="default"/>
+      </w:rPr>
+    </w:lvl>
+    <w:lvl w:ilvl="5" w:tplc="04090005" w:tentative="1">
+      <w:start w:val="1"/>
+      <w:numFmt w:val="bullet"/>
+      <w:lvlText w:val=""/>
+      <w:lvlJc w:val="left"/>
+      <w:pPr>
+        <w:ind w:left="2880" w:hanging="480"/>
+      </w:pPr>
+      <w:rPr>
+        <w:rFonts w:ascii="Wingdings" w:hAnsi="Wingdings" w:hint="default"/>
+      </w:rPr>
+    </w:lvl>
+    <w:lvl w:ilvl="6" w:tplc="04090001" w:tentative="1">
+      <w:start w:val="1"/>
+      <w:numFmt w:val="bullet"/>
+      <w:lvlText w:val=""/>
+      <w:lvlJc w:val="left"/>
+      <w:pPr>
+        <w:ind w:left="3360" w:hanging="480"/>
+      </w:pPr>
+      <w:rPr>
+        <w:rFonts w:ascii="Wingdings" w:hAnsi="Wingdings" w:hint="default"/>
+      </w:rPr>
+    </w:lvl>
+    <w:lvl w:ilvl="7" w:tplc="04090003" w:tentative="1">
+      <w:start w:val="1"/>
+      <w:numFmt w:val="bullet"/>
+      <w:lvlText w:val=""/>
+      <w:lvlJc w:val="left"/>
+      <w:pPr>
+        <w:ind w:left="3840" w:hanging="480"/>
+      </w:pPr>
+      <w:rPr>
+        <w:rFonts w:ascii="Wingdings" w:hAnsi="Wingdings" w:hint="default"/>
+      </w:rPr>
+    </w:lvl>
+    <w:lvl w:ilvl="8" w:tplc="04090005" w:tentative="1">
+      <w:start w:val="1"/>
+      <w:numFmt w:val="bullet"/>
+      <w:lvlText w:val=""/>
+      <w:lvlJc w:val="left"/>
+      <w:pPr>
+        <w:ind w:left="4320" w:hanging="480"/>
+      </w:pPr>
+      <w:rPr>
+        <w:rFonts w:ascii="Wingdings" w:hAnsi="Wingdings" w:hint="default"/>
+      </w:rPr>
+    </w:lvl>
+  </w:abstractNum>
+  <w:abstractNum w:abstractNumId="1" w15:restartNumberingAfterBreak="0">
+    <w:nsid w:val="16C066BD"/>
+    <w:multiLevelType w:val="hybridMultilevel"/>
+    <w:tmpl w:val="EBA49354"/>
+    <w:lvl w:ilvl="0" w:tplc="3C166F56">
+      <w:start w:val="1"/>
+      <w:numFmt w:val="bullet"/>
+      <w:lvlText w:val=""/>
+      <w:lvlJc w:val="left"/>
+      <w:pPr>
+        <w:ind w:left="480" w:hanging="480"/>
+      </w:pPr>
+      <w:rPr>
+        <w:rFonts w:ascii="Wingdings" w:hAnsi="Wingdings" w:hint="default"/>
+      </w:rPr>
+    </w:lvl>
+    <w:lvl w:ilvl="1" w:tplc="04090003" w:tentative="1">
+      <w:start w:val="1"/>
+      <w:numFmt w:val="bullet"/>
+      <w:lvlText w:val=""/>
+      <w:lvlJc w:val="left"/>
+      <w:pPr>
+        <w:ind w:left="960" w:hanging="480"/>
+      </w:pPr>
+      <w:rPr>
+        <w:rFonts w:ascii="Wingdings" w:hAnsi="Wingdings" w:hint="default"/>
+      </w:rPr>
+    </w:lvl>
+    <w:lvl w:ilvl="2" w:tplc="04090005" w:tentative="1">
+      <w:start w:val="1"/>
+      <w:numFmt w:val="bullet"/>
+      <w:lvlText w:val=""/>
+      <w:lvlJc w:val="left"/>
+      <w:pPr>
+        <w:ind w:left="1440" w:hanging="480"/>
+      </w:pPr>
+      <w:rPr>
+        <w:rFonts w:ascii="Wingdings" w:hAnsi="Wingdings" w:hint="default"/>
+      </w:rPr>
+    </w:lvl>
+    <w:lvl w:ilvl="3" w:tplc="04090001" w:tentative="1">
+      <w:start w:val="1"/>
+      <w:numFmt w:val="bullet"/>
+      <w:lvlText w:val=""/>
+      <w:lvlJc w:val="left"/>
+      <w:pPr>
+        <w:ind w:left="1920" w:hanging="480"/>
+      </w:pPr>
+      <w:rPr>
+        <w:rFonts w:ascii="Wingdings" w:hAnsi="Wingdings" w:hint="default"/>
+      </w:rPr>
+    </w:lvl>
+    <w:lvl w:ilvl="4" w:tplc="04090003" w:tentative="1">
+      <w:start w:val="1"/>
+      <w:numFmt w:val="bullet"/>
+      <w:lvlText w:val=""/>
+      <w:lvlJc w:val="left"/>
+      <w:pPr>
+        <w:ind w:left="2400" w:hanging="480"/>
+      </w:pPr>
+      <w:rPr>
+        <w:rFonts w:ascii="Wingdings" w:hAnsi="Wingdings" w:hint="default"/>
+      </w:rPr>
+    </w:lvl>
+    <w:lvl w:ilvl="5" w:tplc="04090005" w:tentative="1">
+      <w:start w:val="1"/>
+      <w:numFmt w:val="bullet"/>
+      <w:lvlText w:val=""/>
+      <w:lvlJc w:val="left"/>
+      <w:pPr>
+        <w:ind w:left="2880" w:hanging="480"/>
+      </w:pPr>
+      <w:rPr>
+        <w:rFonts w:ascii="Wingdings" w:hAnsi="Wingdings" w:hint="default"/>
+      </w:rPr>
+    </w:lvl>
+    <w:lvl w:ilvl="6" w:tplc="04090001" w:tentative="1">
+      <w:start w:val="1"/>
+      <w:numFmt w:val="bullet"/>
+      <w:lvlText w:val=""/>
+      <w:lvlJc w:val="left"/>
+      <w:pPr>
+        <w:ind w:left="3360" w:hanging="480"/>
+      </w:pPr>
+      <w:rPr>
+        <w:rFonts w:ascii="Wingdings" w:hAnsi="Wingdings" w:hint="default"/>
+      </w:rPr>
+    </w:lvl>
+    <w:lvl w:ilvl="7" w:tplc="04090003" w:tentative="1">
+      <w:start w:val="1"/>
+      <w:numFmt w:val="bullet"/>
+      <w:lvlText w:val=""/>
+      <w:lvlJc w:val="left"/>
+      <w:pPr>
+        <w:ind w:left="3840" w:hanging="480"/>
+      </w:pPr>
+      <w:rPr>
+        <w:rFonts w:ascii="Wingdings" w:hAnsi="Wingdings" w:hint="default"/>
+      </w:rPr>
+    </w:lvl>
+    <w:lvl w:ilvl="8" w:tplc="04090005" w:tentative="1">
+      <w:start w:val="1"/>
+      <w:numFmt w:val="bullet"/>
+      <w:lvlText w:val=""/>
+      <w:lvlJc w:val="left"/>
+      <w:pPr>
+        <w:ind w:left="4320" w:hanging="480"/>
+      </w:pPr>
+      <w:rPr>
+        <w:rFonts w:ascii="Wingdings" w:hAnsi="Wingdings" w:hint="default"/>
+      </w:rPr>
+    </w:lvl>
+  </w:abstractNum>
+  <w:abstractNum w:abstractNumId="2" w15:restartNumberingAfterBreak="0">
+    <w:nsid w:val="1A881C0C"/>
+    <w:multiLevelType w:val="hybridMultilevel"/>
+    <w:tmpl w:val="30EE95EE"/>
+    <w:lvl w:ilvl="0" w:tplc="3C166F56">
+      <w:start w:val="1"/>
+      <w:numFmt w:val="bullet"/>
+      <w:lvlText w:val=""/>
+      <w:lvlJc w:val="left"/>
+      <w:pPr>
+        <w:ind w:left="480" w:hanging="480"/>
+      </w:pPr>
+      <w:rPr>
+        <w:rFonts w:ascii="Wingdings" w:hAnsi="Wingdings" w:hint="default"/>
+      </w:rPr>
+    </w:lvl>
+    <w:lvl w:ilvl="1" w:tplc="04090003" w:tentative="1">
+      <w:start w:val="1"/>
+      <w:numFmt w:val="bullet"/>
+      <w:lvlText w:val=""/>
+      <w:lvlJc w:val="left"/>
+      <w:pPr>
+        <w:ind w:left="960" w:hanging="480"/>
+      </w:pPr>
+      <w:rPr>
+        <w:rFonts w:ascii="Wingdings" w:hAnsi="Wingdings" w:hint="default"/>
+      </w:rPr>
+    </w:lvl>
+    <w:lvl w:ilvl="2" w:tplc="04090005" w:tentative="1">
+      <w:start w:val="1"/>
+      <w:numFmt w:val="bullet"/>
+      <w:lvlText w:val=""/>
+      <w:lvlJc w:val="left"/>
+      <w:pPr>
+        <w:ind w:left="1440" w:hanging="480"/>
+      </w:pPr>
+      <w:rPr>
+        <w:rFonts w:ascii="Wingdings" w:hAnsi="Wingdings" w:hint="default"/>
+      </w:rPr>
+    </w:lvl>
+    <w:lvl w:ilvl="3" w:tplc="04090001" w:tentative="1">
+      <w:start w:val="1"/>
+      <w:numFmt w:val="bullet"/>
+      <w:lvlText w:val=""/>
+      <w:lvlJc w:val="left"/>
+      <w:pPr>
+        <w:ind w:left="1920" w:hanging="480"/>
+      </w:pPr>
+      <w:rPr>
+        <w:rFonts w:ascii="Wingdings" w:hAnsi="Wingdings" w:hint="default"/>
+      </w:rPr>
+    </w:lvl>
+    <w:lvl w:ilvl="4" w:tplc="04090003" w:tentative="1">
+      <w:start w:val="1"/>
+      <w:numFmt w:val="bullet"/>
+      <w:lvlText w:val=""/>
+      <w:lvlJc w:val="left"/>
+      <w:pPr>
+        <w:ind w:left="2400" w:hanging="480"/>
+      </w:pPr>
+      <w:rPr>
+        <w:rFonts w:ascii="Wingdings" w:hAnsi="Wingdings" w:hint="default"/>
+      </w:rPr>
+    </w:lvl>
+    <w:lvl w:ilvl="5" w:tplc="04090005" w:tentative="1">
+      <w:start w:val="1"/>
+      <w:numFmt w:val="bullet"/>
+      <w:lvlText w:val=""/>
+      <w:lvlJc w:val="left"/>
+      <w:pPr>
+        <w:ind w:left="2880" w:hanging="480"/>
+      </w:pPr>
+      <w:rPr>
+        <w:rFonts w:ascii="Wingdings" w:hAnsi="Wingdings" w:hint="default"/>
+      </w:rPr>
+    </w:lvl>
+    <w:lvl w:ilvl="6" w:tplc="04090001" w:tentative="1">
+      <w:start w:val="1"/>
+      <w:numFmt w:val="bullet"/>
+      <w:lvlText w:val=""/>
+      <w:lvlJc w:val="left"/>
+      <w:pPr>
+        <w:ind w:left="3360" w:hanging="480"/>
+      </w:pPr>
+      <w:rPr>
+        <w:rFonts w:ascii="Wingdings" w:hAnsi="Wingdings" w:hint="default"/>
+      </w:rPr>
+    </w:lvl>
+    <w:lvl w:ilvl="7" w:tplc="04090003" w:tentative="1">
+      <w:start w:val="1"/>
+      <w:numFmt w:val="bullet"/>
+      <w:lvlText w:val=""/>
+      <w:lvlJc w:val="left"/>
+      <w:pPr>
+        <w:ind w:left="3840" w:hanging="480"/>
+      </w:pPr>
+      <w:rPr>
+        <w:rFonts w:ascii="Wingdings" w:hAnsi="Wingdings" w:hint="default"/>
+      </w:rPr>
+    </w:lvl>
+    <w:lvl w:ilvl="8" w:tplc="04090005" w:tentative="1">
+      <w:start w:val="1"/>
+      <w:numFmt w:val="bullet"/>
+      <w:lvlText w:val=""/>
+      <w:lvlJc w:val="left"/>
+      <w:pPr>
+        <w:ind w:left="4320" w:hanging="480"/>
+      </w:pPr>
+      <w:rPr>
+        <w:rFonts w:ascii="Wingdings" w:hAnsi="Wingdings" w:hint="default"/>
+      </w:rPr>
+    </w:lvl>
+  </w:abstractNum>
+  <w:abstractNum w:abstractNumId="3" w15:restartNumberingAfterBreak="0">
+    <w:nsid w:val="2CFF79F9"/>
+    <w:multiLevelType w:val="hybridMultilevel"/>
+    <w:tmpl w:val="0BB2F106"/>
+    <w:lvl w:ilvl="0" w:tplc="04090001">
+      <w:start w:val="1"/>
+      <w:numFmt w:val="bullet"/>
+      <w:lvlText w:val=""/>
+      <w:lvlJc w:val="left"/>
+      <w:pPr>
+        <w:ind w:left="480" w:hanging="480"/>
+      </w:pPr>
+      <w:rPr>
+        <w:rFonts w:ascii="Wingdings" w:hAnsi="Wingdings" w:hint="default"/>
+      </w:rPr>
+    </w:lvl>
+    <w:lvl w:ilvl="1" w:tplc="04090003" w:tentative="1">
+      <w:start w:val="1"/>
+      <w:numFmt w:val="bullet"/>
+      <w:lvlText w:val=""/>
+      <w:lvlJc w:val="left"/>
+      <w:pPr>
+        <w:ind w:left="960" w:hanging="480"/>
+      </w:pPr>
+      <w:rPr>
+        <w:rFonts w:ascii="Wingdings" w:hAnsi="Wingdings" w:hint="default"/>
+      </w:rPr>
+    </w:lvl>
+    <w:lvl w:ilvl="2" w:tplc="04090005" w:tentative="1">
+      <w:start w:val="1"/>
+      <w:numFmt w:val="bullet"/>
+      <w:lvlText w:val=""/>
+      <w:lvlJc w:val="left"/>
+      <w:pPr>
+        <w:ind w:left="1440" w:hanging="480"/>
+      </w:pPr>
+      <w:rPr>
+        <w:rFonts w:ascii="Wingdings" w:hAnsi="Wingdings" w:hint="default"/>
+      </w:rPr>
+    </w:lvl>
+    <w:lvl w:ilvl="3" w:tplc="04090001" w:tentative="1">
+      <w:start w:val="1"/>
+      <w:numFmt w:val="bullet"/>
+      <w:lvlText w:val=""/>
+      <w:lvlJc w:val="left"/>
+      <w:pPr>
+        <w:ind w:left="1920" w:hanging="480"/>
+      </w:pPr>
+      <w:rPr>
+        <w:rFonts w:ascii="Wingdings" w:hAnsi="Wingdings" w:hint="default"/>
+      </w:rPr>
+    </w:lvl>
+    <w:lvl w:ilvl="4" w:tplc="04090003" w:tentative="1">
+      <w:start w:val="1"/>
+      <w:numFmt w:val="bullet"/>
+      <w:lvlText w:val=""/>
+      <w:lvlJc w:val="left"/>
+      <w:pPr>
+        <w:ind w:left="2400" w:hanging="480"/>
+      </w:pPr>
+      <w:rPr>
+        <w:rFonts w:ascii="Wingdings" w:hAnsi="Wingdings" w:hint="default"/>
+      </w:rPr>
+    </w:lvl>
+    <w:lvl w:ilvl="5" w:tplc="04090005" w:tentative="1">
+      <w:start w:val="1"/>
+      <w:numFmt w:val="bullet"/>
+      <w:lvlText w:val=""/>
+      <w:lvlJc w:val="left"/>
+      <w:pPr>
+        <w:ind w:left="2880" w:hanging="480"/>
+      </w:pPr>
+      <w:rPr>
+        <w:rFonts w:ascii="Wingdings" w:hAnsi="Wingdings" w:hint="default"/>
+      </w:rPr>
+    </w:lvl>
+    <w:lvl w:ilvl="6" w:tplc="04090001" w:tentative="1">
+      <w:start w:val="1"/>
+      <w:numFmt w:val="bullet"/>
+      <w:lvlText w:val=""/>
+      <w:lvlJc w:val="left"/>
+      <w:pPr>
+        <w:ind w:left="3360" w:hanging="480"/>
+      </w:pPr>
+      <w:rPr>
+        <w:rFonts w:ascii="Wingdings" w:hAnsi="Wingdings" w:hint="default"/>
+      </w:rPr>
+    </w:lvl>
+    <w:lvl w:ilvl="7" w:tplc="04090003" w:tentative="1">
+      <w:start w:val="1"/>
+      <w:numFmt w:val="bullet"/>
+      <w:lvlText w:val=""/>
+      <w:lvlJc w:val="left"/>
+      <w:pPr>
+        <w:ind w:left="3840" w:hanging="480"/>
+      </w:pPr>
+      <w:rPr>
+        <w:rFonts w:ascii="Wingdings" w:hAnsi="Wingdings" w:hint="default"/>
+      </w:rPr>
+    </w:lvl>
+    <w:lvl w:ilvl="8" w:tplc="04090005" w:tentative="1">
+      <w:start w:val="1"/>
+      <w:numFmt w:val="bullet"/>
+      <w:lvlText w:val=""/>
+      <w:lvlJc w:val="left"/>
+      <w:pPr>
+        <w:ind w:left="4320" w:hanging="480"/>
+      </w:pPr>
+      <w:rPr>
+        <w:rFonts w:ascii="Wingdings" w:hAnsi="Wingdings" w:hint="default"/>
+      </w:rPr>
+    </w:lvl>
+  </w:abstractNum>
+  <w:abstractNum w:abstractNumId="4" w15:restartNumberingAfterBreak="0">
+    <w:nsid w:val="3E840247"/>
+    <w:multiLevelType w:val="hybridMultilevel"/>
+    <w:tmpl w:val="980EC742"/>
+    <w:lvl w:ilvl="0" w:tplc="3C166F56">
+      <w:start w:val="1"/>
+      <w:numFmt w:val="bullet"/>
+      <w:lvlText w:val=""/>
+      <w:lvlJc w:val="left"/>
+      <w:pPr>
+        <w:ind w:left="480" w:hanging="480"/>
+      </w:pPr>
+      <w:rPr>
+        <w:rFonts w:ascii="Wingdings" w:hAnsi="Wingdings" w:hint="default"/>
+      </w:rPr>
+    </w:lvl>
+    <w:lvl w:ilvl="1" w:tplc="04090003" w:tentative="1">
+      <w:start w:val="1"/>
+      <w:numFmt w:val="bullet"/>
+      <w:lvlText w:val=""/>
+      <w:lvlJc w:val="left"/>
+      <w:pPr>
+        <w:ind w:left="960" w:hanging="480"/>
+      </w:pPr>
+      <w:rPr>
+        <w:rFonts w:ascii="Wingdings" w:hAnsi="Wingdings" w:hint="default"/>
+      </w:rPr>
+    </w:lvl>
+    <w:lvl w:ilvl="2" w:tplc="04090005" w:tentative="1">
+      <w:start w:val="1"/>
+      <w:numFmt w:val="bullet"/>
+      <w:lvlText w:val=""/>
+      <w:lvlJc w:val="left"/>
+      <w:pPr>
+        <w:ind w:left="1440" w:hanging="480"/>
+      </w:pPr>
+      <w:rPr>
+        <w:rFonts w:ascii="Wingdings" w:hAnsi="Wingdings" w:hint="default"/>
+      </w:rPr>
+    </w:lvl>
+    <w:lvl w:ilvl="3" w:tplc="3C166F56">
+      <w:start w:val="1"/>
+      <w:numFmt w:val="bullet"/>
+      <w:lvlText w:val=""/>
+      <w:lvlJc w:val="left"/>
+      <w:pPr>
+        <w:ind w:left="1920" w:hanging="480"/>
+      </w:pPr>
+      <w:rPr>
+        <w:rFonts w:ascii="Wingdings" w:hAnsi="Wingdings" w:hint="default"/>
+      </w:rPr>
+    </w:lvl>
+    <w:lvl w:ilvl="4" w:tplc="04090003" w:tentative="1">
+      <w:start w:val="1"/>
+      <w:numFmt w:val="bullet"/>
+      <w:lvlText w:val=""/>
+      <w:lvlJc w:val="left"/>
+      <w:pPr>
+        <w:ind w:left="2400" w:hanging="480"/>
+      </w:pPr>
+      <w:rPr>
+        <w:rFonts w:ascii="Wingdings" w:hAnsi="Wingdings" w:hint="default"/>
+      </w:rPr>
+    </w:lvl>
+    <w:lvl w:ilvl="5" w:tplc="04090005" w:tentative="1">
+      <w:start w:val="1"/>
+      <w:numFmt w:val="bullet"/>
+      <w:lvlText w:val=""/>
+      <w:lvlJc w:val="left"/>
+      <w:pPr>
+        <w:ind w:left="2880" w:hanging="480"/>
+      </w:pPr>
+      <w:rPr>
+        <w:rFonts w:ascii="Wingdings" w:hAnsi="Wingdings" w:hint="default"/>
+      </w:rPr>
+    </w:lvl>
+    <w:lvl w:ilvl="6" w:tplc="04090001" w:tentative="1">
+      <w:start w:val="1"/>
+      <w:numFmt w:val="bullet"/>
+      <w:lvlText w:val=""/>
+      <w:lvlJc w:val="left"/>
+      <w:pPr>
+        <w:ind w:left="3360" w:hanging="480"/>
+      </w:pPr>
+      <w:rPr>
+        <w:rFonts w:ascii="Wingdings" w:hAnsi="Wingdings" w:hint="default"/>
+      </w:rPr>
+    </w:lvl>
+    <w:lvl w:ilvl="7" w:tplc="04090003" w:tentative="1">
+      <w:start w:val="1"/>
+      <w:numFmt w:val="bullet"/>
+      <w:lvlText w:val=""/>
+      <w:lvlJc w:val="left"/>
+      <w:pPr>
+        <w:ind w:left="3840" w:hanging="480"/>
+      </w:pPr>
+      <w:rPr>
+        <w:rFonts w:ascii="Wingdings" w:hAnsi="Wingdings" w:hint="default"/>
+      </w:rPr>
+    </w:lvl>
+    <w:lvl w:ilvl="8" w:tplc="04090005" w:tentative="1">
+      <w:start w:val="1"/>
+      <w:numFmt w:val="bullet"/>
+      <w:lvlText w:val=""/>
+      <w:lvlJc w:val="left"/>
+      <w:pPr>
+        <w:ind w:left="4320" w:hanging="480"/>
+      </w:pPr>
+      <w:rPr>
+        <w:rFonts w:ascii="Wingdings" w:hAnsi="Wingdings" w:hint="default"/>
+      </w:rPr>
+    </w:lvl>
+  </w:abstractNum>
+  <w:abstractNum w:abstractNumId="5" w15:restartNumberingAfterBreak="0">
+    <w:nsid w:val="57906D01"/>
+    <w:multiLevelType w:val="hybridMultilevel"/>
+    <w:tmpl w:val="3BFCB136"/>
+    <w:lvl w:ilvl="0" w:tplc="04090001">
+      <w:start w:val="1"/>
+      <w:numFmt w:val="bullet"/>
+      <w:lvlText w:val=""/>
+      <w:lvlJc w:val="left"/>
+      <w:pPr>
+        <w:ind w:left="480" w:hanging="480"/>
+      </w:pPr>
+      <w:rPr>
+        <w:rFonts w:ascii="Wingdings" w:hAnsi="Wingdings" w:hint="default"/>
+      </w:rPr>
+    </w:lvl>
+    <w:lvl w:ilvl="1" w:tplc="04090003" w:tentative="1">
+      <w:start w:val="1"/>
+      <w:numFmt w:val="bullet"/>
+      <w:lvlText w:val=""/>
+      <w:lvlJc w:val="left"/>
+      <w:pPr>
+        <w:ind w:left="960" w:hanging="480"/>
+      </w:pPr>
+      <w:rPr>
+        <w:rFonts w:ascii="Wingdings" w:hAnsi="Wingdings" w:hint="default"/>
+      </w:rPr>
+    </w:lvl>
+    <w:lvl w:ilvl="2" w:tplc="04090005" w:tentative="1">
+      <w:start w:val="1"/>
+      <w:numFmt w:val="bullet"/>
+      <w:lvlText w:val=""/>
+      <w:lvlJc w:val="left"/>
+      <w:pPr>
+        <w:ind w:left="1440" w:hanging="480"/>
+      </w:pPr>
+      <w:rPr>
+        <w:rFonts w:ascii="Wingdings" w:hAnsi="Wingdings" w:hint="default"/>
+      </w:rPr>
+    </w:lvl>
+    <w:lvl w:ilvl="3" w:tplc="04090001" w:tentative="1">
+      <w:start w:val="1"/>
+      <w:numFmt w:val="bullet"/>
+      <w:lvlText w:val=""/>
+      <w:lvlJc w:val="left"/>
+      <w:pPr>
+        <w:ind w:left="1920" w:hanging="480"/>
+      </w:pPr>
+      <w:rPr>
+        <w:rFonts w:ascii="Wingdings" w:hAnsi="Wingdings" w:hint="default"/>
+      </w:rPr>
+    </w:lvl>
+    <w:lvl w:ilvl="4" w:tplc="04090003" w:tentative="1">
+      <w:start w:val="1"/>
+      <w:numFmt w:val="bullet"/>
+      <w:lvlText w:val=""/>
+      <w:lvlJc w:val="left"/>
+      <w:pPr>
+        <w:ind w:left="2400" w:hanging="480"/>
+      </w:pPr>
+      <w:rPr>
+        <w:rFonts w:ascii="Wingdings" w:hAnsi="Wingdings" w:hint="default"/>
+      </w:rPr>
+    </w:lvl>
+    <w:lvl w:ilvl="5" w:tplc="04090005" w:tentative="1">
+      <w:start w:val="1"/>
+      <w:numFmt w:val="bullet"/>
+      <w:lvlText w:val=""/>
+      <w:lvlJc w:val="left"/>
+      <w:pPr>
+        <w:ind w:left="2880" w:hanging="480"/>
+      </w:pPr>
+      <w:rPr>
+        <w:rFonts w:ascii="Wingdings" w:hAnsi="Wingdings" w:hint="default"/>
+      </w:rPr>
+    </w:lvl>
+    <w:lvl w:ilvl="6" w:tplc="04090001" w:tentative="1">
+      <w:start w:val="1"/>
+      <w:numFmt w:val="bullet"/>
+      <w:lvlText w:val=""/>
+      <w:lvlJc w:val="left"/>
+      <w:pPr>
+        <w:ind w:left="3360" w:hanging="480"/>
+      </w:pPr>
+      <w:rPr>
+        <w:rFonts w:ascii="Wingdings" w:hAnsi="Wingdings" w:hint="default"/>
+      </w:rPr>
+    </w:lvl>
+    <w:lvl w:ilvl="7" w:tplc="04090003" w:tentative="1">
+      <w:start w:val="1"/>
+      <w:numFmt w:val="bullet"/>
+      <w:lvlText w:val=""/>
+      <w:lvlJc w:val="left"/>
+      <w:pPr>
+        <w:ind w:left="3840" w:hanging="480"/>
+      </w:pPr>
+      <w:rPr>
+        <w:rFonts w:ascii="Wingdings" w:hAnsi="Wingdings" w:hint="default"/>
+      </w:rPr>
+    </w:lvl>
+    <w:lvl w:ilvl="8" w:tplc="04090005" w:tentative="1">
+      <w:start w:val="1"/>
+      <w:numFmt w:val="bullet"/>
+      <w:lvlText w:val=""/>
+      <w:lvlJc w:val="left"/>
+      <w:pPr>
+        <w:ind w:left="4320" w:hanging="480"/>
+      </w:pPr>
+      <w:rPr>
+        <w:rFonts w:ascii="Wingdings" w:hAnsi="Wingdings" w:hint="default"/>
+      </w:rPr>
+    </w:lvl>
+  </w:abstractNum>
+  <w:abstractNum w:abstractNumId="6" w15:restartNumberingAfterBreak="0">
+    <w:nsid w:val="75BF6110"/>
+    <w:multiLevelType w:val="hybridMultilevel"/>
+    <w:tmpl w:val="E3E44414"/>
+    <w:lvl w:ilvl="0" w:tplc="3C166F56">
+      <w:start w:val="1"/>
+      <w:numFmt w:val="bullet"/>
+      <w:lvlText w:val=""/>
+      <w:lvlJc w:val="left"/>
+      <w:pPr>
+        <w:ind w:left="480" w:hanging="480"/>
+      </w:pPr>
+      <w:rPr>
+        <w:rFonts w:ascii="Wingdings" w:hAnsi="Wingdings" w:hint="default"/>
+      </w:rPr>
+    </w:lvl>
+    <w:lvl w:ilvl="1" w:tplc="04090003" w:tentative="1">
+      <w:start w:val="1"/>
+      <w:numFmt w:val="bullet"/>
+      <w:lvlText w:val=""/>
+      <w:lvlJc w:val="left"/>
+      <w:pPr>
+        <w:ind w:left="960" w:hanging="480"/>
+      </w:pPr>
+      <w:rPr>
+        <w:rFonts w:ascii="Wingdings" w:hAnsi="Wingdings" w:hint="default"/>
+      </w:rPr>
+    </w:lvl>
+    <w:lvl w:ilvl="2" w:tplc="04090005" w:tentative="1">
+      <w:start w:val="1"/>
+      <w:numFmt w:val="bullet"/>
+      <w:lvlText w:val=""/>
+      <w:lvlJc w:val="left"/>
+      <w:pPr>
+        <w:ind w:left="1440" w:hanging="480"/>
+      </w:pPr>
+      <w:rPr>
+        <w:rFonts w:ascii="Wingdings" w:hAnsi="Wingdings" w:hint="default"/>
+      </w:rPr>
+    </w:lvl>
+    <w:lvl w:ilvl="3" w:tplc="04090001" w:tentative="1">
+      <w:start w:val="1"/>
+      <w:numFmt w:val="bullet"/>
+      <w:lvlText w:val=""/>
+      <w:lvlJc w:val="left"/>
+      <w:pPr>
+        <w:ind w:left="1920" w:hanging="480"/>
+      </w:pPr>
+      <w:rPr>
+        <w:rFonts w:ascii="Wingdings" w:hAnsi="Wingdings" w:hint="default"/>
+      </w:rPr>
+    </w:lvl>
+    <w:lvl w:ilvl="4" w:tplc="04090003" w:tentative="1">
+      <w:start w:val="1"/>
+      <w:numFmt w:val="bullet"/>
+      <w:lvlText w:val=""/>
+      <w:lvlJc w:val="left"/>
+      <w:pPr>
+        <w:ind w:left="2400" w:hanging="480"/>
+      </w:pPr>
+      <w:rPr>
+        <w:rFonts w:ascii="Wingdings" w:hAnsi="Wingdings" w:hint="default"/>
+      </w:rPr>
+    </w:lvl>
+    <w:lvl w:ilvl="5" w:tplc="04090005" w:tentative="1">
+      <w:start w:val="1"/>
+      <w:numFmt w:val="bullet"/>
+      <w:lvlText w:val=""/>
+      <w:lvlJc w:val="left"/>
+      <w:pPr>
+        <w:ind w:left="2880" w:hanging="480"/>
+      </w:pPr>
+      <w:rPr>
+        <w:rFonts w:ascii="Wingdings" w:hAnsi="Wingdings" w:hint="default"/>
+      </w:rPr>
+    </w:lvl>
+    <w:lvl w:ilvl="6" w:tplc="04090001" w:tentative="1">
+      <w:start w:val="1"/>
+      <w:numFmt w:val="bullet"/>
+      <w:lvlText w:val=""/>
+      <w:lvlJc w:val="left"/>
+      <w:pPr>
+        <w:ind w:left="3360" w:hanging="480"/>
+      </w:pPr>
+      <w:rPr>
+        <w:rFonts w:ascii="Wingdings" w:hAnsi="Wingdings" w:hint="default"/>
+      </w:rPr>
+    </w:lvl>
+    <w:lvl w:ilvl="7" w:tplc="04090003" w:tentative="1">
+      <w:start w:val="1"/>
+      <w:numFmt w:val="bullet"/>
+      <w:lvlText w:val=""/>
+      <w:lvlJc w:val="left"/>
+      <w:pPr>
+        <w:ind w:left="3840" w:hanging="480"/>
+      </w:pPr>
+      <w:rPr>
+        <w:rFonts w:ascii="Wingdings" w:hAnsi="Wingdings" w:hint="default"/>
+      </w:rPr>
+    </w:lvl>
+    <w:lvl w:ilvl="8" w:tplc="04090005" w:tentative="1">
+      <w:start w:val="1"/>
+      <w:numFmt w:val="bullet"/>
+      <w:lvlText w:val=""/>
+      <w:lvlJc w:val="left"/>
+      <w:pPr>
+        <w:ind w:left="4320" w:hanging="480"/>
+      </w:pPr>
+      <w:rPr>
+        <w:rFonts w:ascii="Wingdings" w:hAnsi="Wingdings" w:hint="default"/>
+      </w:rPr>
+    </w:lvl>
+  </w:abstractNum>
+  <w:num w:numId="1">
+    <w:abstractNumId w:val="5"/>
+  </w:num>
+  <w:num w:numId="2">
+    <w:abstractNumId w:val="3"/>
+  </w:num>
+  <w:num w:numId="3">
+    <w:abstractNumId w:val="4"/>
+  </w:num>
+  <w:num w:numId="4">
+    <w:abstractNumId w:val="1"/>
+  </w:num>
+  <w:num w:numId="5">
+    <w:abstractNumId w:val="0"/>
+  </w:num>
+  <w:num w:numId="6">
+    <w:abstractNumId w:val="6"/>
+  </w:num>
+  <w:num w:numId="7">
+    <w:abstractNumId w:val="2"/>
+  </w:num>
+</w:numbering>
 </file>
 
 <file path=word/styles.xml><?xml version="1.0" encoding="utf-8"?>
@@ -805,6 +1932,16 @@
     <w:semiHidden/>
     <w:unhideWhenUsed/>
   </w:style>
+  <w:style w:type="paragraph" w:styleId="a3">
+    <w:name w:val="List Paragraph"/>
+    <w:basedOn w:val="a"/>
+    <w:uiPriority w:val="34"/>
+    <w:qFormat/>
+    <w:rsid w:val="00A50B8B"/>
+    <w:pPr>
+      <w:ind w:leftChars="200" w:left="480"/>
+    </w:pPr>
+  </w:style>
 </w:styles>
 </file>
 

--- a/系統文件/第一章 前言.docx
+++ b/系統文件/第一章 前言.docx
@@ -45,8 +45,8 @@
     <w:p>
       <w:pPr>
         <w:rPr>
-          <w:sz w:val="32"/>
-          <w:szCs w:val="32"/>
+          <w:sz w:val="36"/>
+          <w:szCs w:val="36"/>
         </w:rPr>
       </w:pPr>
       <w:r>
@@ -54,8 +54,8 @@
           <w:rFonts w:hint="eastAsia"/>
           <w:b/>
           <w:bCs/>
-          <w:sz w:val="32"/>
-          <w:szCs w:val="32"/>
+          <w:sz w:val="36"/>
+          <w:szCs w:val="36"/>
         </w:rPr>
         <w:t>1-1</w:t>
       </w:r>
@@ -64,8 +64,8 @@
           <w:rFonts w:hint="eastAsia"/>
           <w:b/>
           <w:bCs/>
-          <w:sz w:val="32"/>
-          <w:szCs w:val="32"/>
+          <w:sz w:val="36"/>
+          <w:szCs w:val="36"/>
         </w:rPr>
         <w:t>背景介紹</w:t>
       </w:r>
@@ -185,15 +185,19 @@
     <w:p>
       <w:pPr>
         <w:rPr>
-          <w:sz w:val="32"/>
-          <w:szCs w:val="32"/>
-        </w:rPr>
-      </w:pPr>
-      <w:r>
-        <w:rPr>
-          <w:rFonts w:hint="eastAsia"/>
-          <w:sz w:val="32"/>
-          <w:szCs w:val="32"/>
+          <w:b/>
+          <w:bCs/>
+          <w:sz w:val="36"/>
+          <w:szCs w:val="36"/>
+        </w:rPr>
+      </w:pPr>
+      <w:r>
+        <w:rPr>
+          <w:rFonts w:hint="eastAsia"/>
+          <w:b/>
+          <w:bCs/>
+          <w:sz w:val="36"/>
+          <w:szCs w:val="36"/>
         </w:rPr>
         <w:lastRenderedPageBreak/>
         <w:t xml:space="preserve">1-2 </w:t>
@@ -201,204 +205,206 @@
       <w:r>
         <w:rPr>
           <w:rFonts w:hint="eastAsia"/>
-          <w:sz w:val="32"/>
-          <w:szCs w:val="32"/>
-        </w:rPr>
-        <w:t>動機</w:t>
-      </w:r>
-    </w:p>
-    <w:p>
-      <w:pPr>
-        <w:rPr>
-          <w:sz w:val="32"/>
-          <w:szCs w:val="32"/>
-        </w:rPr>
-      </w:pPr>
-      <w:r>
-        <w:rPr>
-          <w:rFonts w:hint="eastAsia"/>
-          <w:sz w:val="32"/>
-          <w:szCs w:val="32"/>
-        </w:rPr>
-        <w:t>我們觀察到許多人雖然對日文有興趣，但常因下列原因半途而廢：</w:t>
-      </w:r>
-    </w:p>
-    <w:p>
-      <w:pPr>
-        <w:rPr>
-          <w:sz w:val="32"/>
-          <w:szCs w:val="32"/>
-        </w:rPr>
-      </w:pPr>
-      <w:r>
-        <w:rPr>
-          <w:rFonts w:hint="eastAsia"/>
-          <w:sz w:val="32"/>
-          <w:szCs w:val="32"/>
-        </w:rPr>
-        <w:t>1.</w:t>
-      </w:r>
-      <w:r>
-        <w:rPr>
-          <w:rFonts w:hint="eastAsia"/>
-          <w:sz w:val="32"/>
-          <w:szCs w:val="32"/>
-        </w:rPr>
-        <w:t>學習內容枯燥：背單字缺乏情境，學完很快忘記。</w:t>
-      </w:r>
-    </w:p>
-    <w:p>
-      <w:pPr>
-        <w:rPr>
-          <w:sz w:val="32"/>
-          <w:szCs w:val="32"/>
-        </w:rPr>
-      </w:pPr>
-      <w:r>
-        <w:rPr>
-          <w:rFonts w:hint="eastAsia"/>
-          <w:sz w:val="32"/>
-          <w:szCs w:val="32"/>
-        </w:rPr>
-        <w:t>2.</w:t>
-      </w:r>
-      <w:r>
-        <w:rPr>
-          <w:rFonts w:hint="eastAsia"/>
-          <w:sz w:val="32"/>
-          <w:szCs w:val="32"/>
-        </w:rPr>
-        <w:t>缺乏實際應用場景：學了卻沒機會用，學習動力降低。</w:t>
-      </w:r>
-    </w:p>
-    <w:p>
-      <w:pPr>
-        <w:rPr>
-          <w:sz w:val="32"/>
-          <w:szCs w:val="32"/>
-        </w:rPr>
-      </w:pPr>
-      <w:r>
-        <w:rPr>
-          <w:rFonts w:hint="eastAsia"/>
-          <w:sz w:val="32"/>
-          <w:szCs w:val="32"/>
-        </w:rPr>
-        <w:t>3.</w:t>
-      </w:r>
-      <w:r>
-        <w:rPr>
-          <w:rFonts w:hint="eastAsia"/>
-          <w:sz w:val="32"/>
-          <w:szCs w:val="32"/>
-        </w:rPr>
-        <w:t>無法持續：缺少回饋與成就感，難以養成每日學習習慣。</w:t>
-      </w:r>
-    </w:p>
-    <w:p>
-      <w:pPr>
-        <w:rPr>
-          <w:sz w:val="32"/>
-          <w:szCs w:val="32"/>
-        </w:rPr>
-      </w:pPr>
-      <w:r>
-        <w:rPr>
-          <w:rFonts w:hint="eastAsia"/>
-          <w:sz w:val="32"/>
-          <w:szCs w:val="32"/>
-        </w:rPr>
-        <w:t>4.</w:t>
-      </w:r>
-      <w:r>
-        <w:rPr>
-          <w:rFonts w:hint="eastAsia"/>
-          <w:sz w:val="32"/>
-          <w:szCs w:val="32"/>
-        </w:rPr>
-        <w:t>互動性不足：傳統</w:t>
-      </w:r>
-      <w:r>
-        <w:rPr>
-          <w:rFonts w:hint="eastAsia"/>
-          <w:sz w:val="32"/>
-          <w:szCs w:val="32"/>
-        </w:rPr>
-        <w:t xml:space="preserve"> App </w:t>
-      </w:r>
-      <w:r>
-        <w:rPr>
-          <w:rFonts w:hint="eastAsia"/>
-          <w:sz w:val="32"/>
-          <w:szCs w:val="32"/>
-        </w:rPr>
-        <w:t>多為單機體驗，缺乏與他人交流的機會。</w:t>
-      </w:r>
-    </w:p>
-    <w:p>
-      <w:pPr>
-        <w:rPr>
-          <w:sz w:val="32"/>
-          <w:szCs w:val="32"/>
-        </w:rPr>
-      </w:pPr>
-      <w:r>
-        <w:rPr>
-          <w:rFonts w:hint="eastAsia"/>
-          <w:sz w:val="32"/>
-          <w:szCs w:val="32"/>
-        </w:rPr>
-        <w:t>因此，我們希望開發一款</w:t>
-      </w:r>
-      <w:r>
-        <w:rPr>
-          <w:rFonts w:hint="eastAsia"/>
-          <w:sz w:val="32"/>
-          <w:szCs w:val="32"/>
-        </w:rPr>
-        <w:t xml:space="preserve"> App</w:t>
-      </w:r>
-      <w:r>
-        <w:rPr>
-          <w:rFonts w:hint="eastAsia"/>
-          <w:sz w:val="32"/>
-          <w:szCs w:val="32"/>
-        </w:rPr>
-        <w:t>，讓使用者能在真實的生活場景中學日文。例如在拉麵店拍下菜單就能學到餐點單字、在車站拍下指示牌就能認識交通用語。透過將「學習」與「生活」結合，提高使用者的持續學習意願。</w:t>
-      </w:r>
-    </w:p>
-    <w:p>
-      <w:pPr>
-        <w:widowControl/>
-        <w:rPr>
-          <w:sz w:val="32"/>
-          <w:szCs w:val="32"/>
-        </w:rPr>
-      </w:pPr>
-      <w:r>
-        <w:rPr>
-          <w:sz w:val="32"/>
-          <w:szCs w:val="32"/>
-        </w:rPr>
-        <w:br w:type="page"/>
-      </w:r>
-    </w:p>
-    <w:p>
-      <w:pPr>
-        <w:rPr>
           <w:b/>
           <w:bCs/>
-          <w:sz w:val="32"/>
-          <w:szCs w:val="32"/>
-        </w:rPr>
-      </w:pPr>
-      <w:r>
-        <w:rPr>
-          <w:rFonts w:hint="eastAsia"/>
+          <w:sz w:val="36"/>
+          <w:szCs w:val="36"/>
+        </w:rPr>
+        <w:t>動機</w:t>
+      </w:r>
+    </w:p>
+    <w:p>
+      <w:pPr>
+        <w:rPr>
+          <w:sz w:val="32"/>
+          <w:szCs w:val="32"/>
+        </w:rPr>
+      </w:pPr>
+      <w:r>
+        <w:rPr>
+          <w:rFonts w:hint="eastAsia"/>
+          <w:sz w:val="32"/>
+          <w:szCs w:val="32"/>
+        </w:rPr>
+        <w:t>我們觀察到許多人雖然對日文有興趣，但常因下列原因半途而廢：</w:t>
+      </w:r>
+    </w:p>
+    <w:p>
+      <w:pPr>
+        <w:rPr>
+          <w:sz w:val="32"/>
+          <w:szCs w:val="32"/>
+        </w:rPr>
+      </w:pPr>
+      <w:r>
+        <w:rPr>
+          <w:rFonts w:hint="eastAsia"/>
+          <w:sz w:val="32"/>
+          <w:szCs w:val="32"/>
+        </w:rPr>
+        <w:t>1.</w:t>
+      </w:r>
+      <w:r>
+        <w:rPr>
+          <w:rFonts w:hint="eastAsia"/>
+          <w:sz w:val="32"/>
+          <w:szCs w:val="32"/>
+        </w:rPr>
+        <w:t>學習內容枯燥：背單字缺乏情境，學完很快忘記。</w:t>
+      </w:r>
+    </w:p>
+    <w:p>
+      <w:pPr>
+        <w:rPr>
+          <w:sz w:val="32"/>
+          <w:szCs w:val="32"/>
+        </w:rPr>
+      </w:pPr>
+      <w:r>
+        <w:rPr>
+          <w:rFonts w:hint="eastAsia"/>
+          <w:sz w:val="32"/>
+          <w:szCs w:val="32"/>
+        </w:rPr>
+        <w:t>2.</w:t>
+      </w:r>
+      <w:r>
+        <w:rPr>
+          <w:rFonts w:hint="eastAsia"/>
+          <w:sz w:val="32"/>
+          <w:szCs w:val="32"/>
+        </w:rPr>
+        <w:t>缺乏實際應用場景：學了卻沒機會用，學習動力降低。</w:t>
+      </w:r>
+    </w:p>
+    <w:p>
+      <w:pPr>
+        <w:rPr>
+          <w:sz w:val="32"/>
+          <w:szCs w:val="32"/>
+        </w:rPr>
+      </w:pPr>
+      <w:r>
+        <w:rPr>
+          <w:rFonts w:hint="eastAsia"/>
+          <w:sz w:val="32"/>
+          <w:szCs w:val="32"/>
+        </w:rPr>
+        <w:t>3.</w:t>
+      </w:r>
+      <w:r>
+        <w:rPr>
+          <w:rFonts w:hint="eastAsia"/>
+          <w:sz w:val="32"/>
+          <w:szCs w:val="32"/>
+        </w:rPr>
+        <w:t>無法持續：缺少回饋與成就感，難以養成每日學習習慣。</w:t>
+      </w:r>
+    </w:p>
+    <w:p>
+      <w:pPr>
+        <w:rPr>
+          <w:sz w:val="32"/>
+          <w:szCs w:val="32"/>
+        </w:rPr>
+      </w:pPr>
+      <w:r>
+        <w:rPr>
+          <w:rFonts w:hint="eastAsia"/>
+          <w:sz w:val="32"/>
+          <w:szCs w:val="32"/>
+        </w:rPr>
+        <w:t>4.</w:t>
+      </w:r>
+      <w:r>
+        <w:rPr>
+          <w:rFonts w:hint="eastAsia"/>
+          <w:sz w:val="32"/>
+          <w:szCs w:val="32"/>
+        </w:rPr>
+        <w:t>互動性不足：傳統</w:t>
+      </w:r>
+      <w:r>
+        <w:rPr>
+          <w:rFonts w:hint="eastAsia"/>
+          <w:sz w:val="32"/>
+          <w:szCs w:val="32"/>
+        </w:rPr>
+        <w:t xml:space="preserve"> App </w:t>
+      </w:r>
+      <w:r>
+        <w:rPr>
+          <w:rFonts w:hint="eastAsia"/>
+          <w:sz w:val="32"/>
+          <w:szCs w:val="32"/>
+        </w:rPr>
+        <w:t>多為單機體驗，缺乏與他人交流的機會。</w:t>
+      </w:r>
+    </w:p>
+    <w:p>
+      <w:pPr>
+        <w:rPr>
+          <w:sz w:val="32"/>
+          <w:szCs w:val="32"/>
+        </w:rPr>
+      </w:pPr>
+      <w:r>
+        <w:rPr>
+          <w:rFonts w:hint="eastAsia"/>
+          <w:sz w:val="32"/>
+          <w:szCs w:val="32"/>
+        </w:rPr>
+        <w:t>因此，我們希望開發一款</w:t>
+      </w:r>
+      <w:r>
+        <w:rPr>
+          <w:rFonts w:hint="eastAsia"/>
+          <w:sz w:val="32"/>
+          <w:szCs w:val="32"/>
+        </w:rPr>
+        <w:t xml:space="preserve"> App</w:t>
+      </w:r>
+      <w:r>
+        <w:rPr>
+          <w:rFonts w:hint="eastAsia"/>
+          <w:sz w:val="32"/>
+          <w:szCs w:val="32"/>
+        </w:rPr>
+        <w:t>，讓使用者能在真實的生活場景中學日文。例如在拉麵店拍下菜單就能學到餐點單字、在車站拍下指示牌就能認識交通用語。透過將「學習」與「生活」結合，提高使用者的持續學習意願。</w:t>
+      </w:r>
+    </w:p>
+    <w:p>
+      <w:pPr>
+        <w:widowControl/>
+        <w:rPr>
+          <w:sz w:val="32"/>
+          <w:szCs w:val="32"/>
+        </w:rPr>
+      </w:pPr>
+      <w:r>
+        <w:rPr>
+          <w:sz w:val="32"/>
+          <w:szCs w:val="32"/>
+        </w:rPr>
+        <w:br w:type="page"/>
+      </w:r>
+    </w:p>
+    <w:p>
+      <w:pPr>
+        <w:rPr>
           <w:b/>
           <w:bCs/>
-          <w:sz w:val="32"/>
-          <w:szCs w:val="32"/>
+          <w:sz w:val="36"/>
+          <w:szCs w:val="36"/>
+        </w:rPr>
+      </w:pPr>
+      <w:r>
+        <w:rPr>
+          <w:rFonts w:hint="eastAsia"/>
+          <w:b/>
+          <w:bCs/>
+          <w:sz w:val="36"/>
+          <w:szCs w:val="36"/>
         </w:rPr>
         <w:lastRenderedPageBreak/>
         <w:t>1-3</w:t>
@@ -408,8 +414,8 @@
           <w:rFonts w:hint="eastAsia"/>
           <w:b/>
           <w:bCs/>
-          <w:sz w:val="32"/>
-          <w:szCs w:val="32"/>
+          <w:sz w:val="36"/>
+          <w:szCs w:val="36"/>
         </w:rPr>
         <w:t>系統目的與目標</w:t>
       </w:r>
@@ -417,7 +423,6 @@
     <w:p>
       <w:pPr>
         <w:rPr>
-          <w:rFonts w:hint="eastAsia"/>
           <w:sz w:val="32"/>
           <w:szCs w:val="32"/>
         </w:rPr>
@@ -458,7 +463,6 @@
     <w:p>
       <w:pPr>
         <w:rPr>
-          <w:rFonts w:hint="eastAsia"/>
           <w:b/>
           <w:bCs/>
           <w:sz w:val="32"/>
@@ -485,7 +489,6 @@
         </w:numPr>
         <w:ind w:leftChars="0"/>
         <w:rPr>
-          <w:rFonts w:hint="eastAsia"/>
           <w:sz w:val="32"/>
           <w:szCs w:val="32"/>
         </w:rPr>
@@ -508,7 +511,6 @@
         </w:numPr>
         <w:ind w:leftChars="0"/>
         <w:rPr>
-          <w:rFonts w:hint="eastAsia"/>
           <w:sz w:val="32"/>
           <w:szCs w:val="32"/>
         </w:rPr>
@@ -531,7 +533,6 @@
         </w:numPr>
         <w:ind w:leftChars="0"/>
         <w:rPr>
-          <w:rFonts w:hint="eastAsia"/>
           <w:sz w:val="32"/>
           <w:szCs w:val="32"/>
         </w:rPr>
@@ -564,7 +565,6 @@
     <w:p>
       <w:pPr>
         <w:rPr>
-          <w:rFonts w:hint="eastAsia"/>
           <w:b/>
           <w:bCs/>
           <w:sz w:val="32"/>
@@ -591,7 +591,6 @@
         </w:numPr>
         <w:ind w:leftChars="0"/>
         <w:rPr>
-          <w:rFonts w:hint="eastAsia"/>
           <w:sz w:val="32"/>
           <w:szCs w:val="32"/>
         </w:rPr>
@@ -614,7 +613,6 @@
         </w:numPr>
         <w:ind w:leftChars="0"/>
         <w:rPr>
-          <w:rFonts w:hint="eastAsia"/>
           <w:sz w:val="32"/>
           <w:szCs w:val="32"/>
         </w:rPr>
@@ -637,7 +635,6 @@
         </w:numPr>
         <w:ind w:leftChars="0"/>
         <w:rPr>
-          <w:rFonts w:hint="eastAsia"/>
           <w:sz w:val="32"/>
           <w:szCs w:val="32"/>
         </w:rPr>
@@ -1502,6 +1499,30 @@
   </w:num>
   <w:num w:numId="7">
     <w:abstractNumId w:val="2"/>
+  </w:num>
+  <w:num w:numId="8">
+    <w:abstractNumId w:val="6"/>
+    <w:lvlOverride w:ilvl="0"/>
+    <w:lvlOverride w:ilvl="1"/>
+    <w:lvlOverride w:ilvl="2"/>
+    <w:lvlOverride w:ilvl="3"/>
+    <w:lvlOverride w:ilvl="4"/>
+    <w:lvlOverride w:ilvl="5"/>
+    <w:lvlOverride w:ilvl="6"/>
+    <w:lvlOverride w:ilvl="7"/>
+    <w:lvlOverride w:ilvl="8"/>
+  </w:num>
+  <w:num w:numId="9">
+    <w:abstractNumId w:val="2"/>
+    <w:lvlOverride w:ilvl="0"/>
+    <w:lvlOverride w:ilvl="1"/>
+    <w:lvlOverride w:ilvl="2"/>
+    <w:lvlOverride w:ilvl="3"/>
+    <w:lvlOverride w:ilvl="4"/>
+    <w:lvlOverride w:ilvl="5"/>
+    <w:lvlOverride w:ilvl="6"/>
+    <w:lvlOverride w:ilvl="7"/>
+    <w:lvlOverride w:ilvl="8"/>
   </w:num>
 </w:numbering>
 </file>

--- a/系統文件/第一章 前言.docx
+++ b/系統文件/第一章 前言.docx
@@ -666,6 +666,258 @@
           <w:szCs w:val="32"/>
         </w:rPr>
         <w:t>個人化與帳號管理</w:t>
+      </w:r>
+    </w:p>
+    <w:p>
+      <w:pPr>
+        <w:pStyle w:val="a3"/>
+        <w:numPr>
+          <w:ilvl w:val="0"/>
+          <w:numId w:val="10"/>
+        </w:numPr>
+        <w:ind w:leftChars="0"/>
+        <w:rPr>
+          <w:b/>
+          <w:bCs/>
+          <w:sz w:val="32"/>
+          <w:szCs w:val="32"/>
+        </w:rPr>
+      </w:pPr>
+      <w:r>
+        <w:rPr>
+          <w:rFonts w:hint="eastAsia"/>
+          <w:sz w:val="32"/>
+          <w:szCs w:val="32"/>
+        </w:rPr>
+        <w:lastRenderedPageBreak/>
+        <w:t>支援</w:t>
+      </w:r>
+      <w:r>
+        <w:rPr>
+          <w:sz w:val="32"/>
+          <w:szCs w:val="32"/>
+        </w:rPr>
+        <w:t xml:space="preserve"> Email </w:t>
+      </w:r>
+      <w:r>
+        <w:rPr>
+          <w:rFonts w:hint="eastAsia"/>
+          <w:sz w:val="32"/>
+          <w:szCs w:val="32"/>
+        </w:rPr>
+        <w:t>與</w:t>
+      </w:r>
+      <w:r>
+        <w:rPr>
+          <w:sz w:val="32"/>
+          <w:szCs w:val="32"/>
+        </w:rPr>
+        <w:t xml:space="preserve"> Google </w:t>
+      </w:r>
+      <w:r>
+        <w:rPr>
+          <w:rFonts w:hint="eastAsia"/>
+          <w:sz w:val="32"/>
+          <w:szCs w:val="32"/>
+        </w:rPr>
+        <w:t>帳號登入。</w:t>
+      </w:r>
+    </w:p>
+    <w:p>
+      <w:pPr>
+        <w:pStyle w:val="a3"/>
+        <w:numPr>
+          <w:ilvl w:val="0"/>
+          <w:numId w:val="10"/>
+        </w:numPr>
+        <w:ind w:leftChars="0"/>
+        <w:rPr>
+          <w:sz w:val="32"/>
+          <w:szCs w:val="32"/>
+        </w:rPr>
+      </w:pPr>
+      <w:r>
+        <w:rPr>
+          <w:rFonts w:hint="eastAsia"/>
+          <w:sz w:val="32"/>
+          <w:szCs w:val="32"/>
+        </w:rPr>
+        <w:t>提供個人資料管理（暱稱修改、大頭貼上傳、日文等級設定）。</w:t>
+      </w:r>
+    </w:p>
+    <w:p>
+      <w:pPr>
+        <w:pStyle w:val="a3"/>
+        <w:numPr>
+          <w:ilvl w:val="0"/>
+          <w:numId w:val="10"/>
+        </w:numPr>
+        <w:ind w:leftChars="0"/>
+        <w:rPr>
+          <w:sz w:val="32"/>
+          <w:szCs w:val="32"/>
+        </w:rPr>
+      </w:pPr>
+      <w:r>
+        <w:rPr>
+          <w:rFonts w:hint="eastAsia"/>
+          <w:sz w:val="32"/>
+          <w:szCs w:val="32"/>
+        </w:rPr>
+        <w:t>提供系統設定（字體大小調整、通知提醒、意見回饋）。</w:t>
+      </w:r>
+    </w:p>
+    <w:p>
+      <w:pPr>
+        <w:pStyle w:val="a3"/>
+        <w:numPr>
+          <w:ilvl w:val="0"/>
+          <w:numId w:val="10"/>
+        </w:numPr>
+        <w:ind w:leftChars="0"/>
+        <w:rPr>
+          <w:sz w:val="32"/>
+          <w:szCs w:val="32"/>
+        </w:rPr>
+      </w:pPr>
+      <w:r>
+        <w:rPr>
+          <w:rFonts w:hint="eastAsia"/>
+          <w:sz w:val="32"/>
+          <w:szCs w:val="32"/>
+        </w:rPr>
+        <w:t>提供帳號安全管理（修改密碼、刪除帳號）。</w:t>
+      </w:r>
+    </w:p>
+    <w:p>
+      <w:pPr>
+        <w:rPr>
+          <w:b/>
+          <w:bCs/>
+          <w:sz w:val="32"/>
+          <w:szCs w:val="32"/>
+        </w:rPr>
+      </w:pPr>
+      <w:r>
+        <w:rPr>
+          <w:rFonts w:hint="eastAsia"/>
+          <w:b/>
+          <w:bCs/>
+          <w:sz w:val="32"/>
+          <w:szCs w:val="32"/>
+        </w:rPr>
+        <w:t>商業模式與服務支援</w:t>
+      </w:r>
+    </w:p>
+    <w:p>
+      <w:pPr>
+        <w:pStyle w:val="a3"/>
+        <w:numPr>
+          <w:ilvl w:val="0"/>
+          <w:numId w:val="11"/>
+        </w:numPr>
+        <w:ind w:leftChars="0"/>
+        <w:rPr>
+          <w:sz w:val="32"/>
+          <w:szCs w:val="32"/>
+        </w:rPr>
+      </w:pPr>
+      <w:r>
+        <w:rPr>
+          <w:rFonts w:hint="eastAsia"/>
+          <w:sz w:val="32"/>
+          <w:szCs w:val="32"/>
+        </w:rPr>
+        <w:t>提供</w:t>
+      </w:r>
+      <w:r>
+        <w:rPr>
+          <w:sz w:val="32"/>
+          <w:szCs w:val="32"/>
+        </w:rPr>
+        <w:t xml:space="preserve"> J-Pts </w:t>
+      </w:r>
+      <w:r>
+        <w:rPr>
+          <w:rFonts w:hint="eastAsia"/>
+          <w:sz w:val="32"/>
+          <w:szCs w:val="32"/>
+        </w:rPr>
+        <w:t>點數系統與</w:t>
+      </w:r>
+      <w:r>
+        <w:rPr>
+          <w:sz w:val="32"/>
+          <w:szCs w:val="32"/>
+        </w:rPr>
+        <w:t xml:space="preserve"> Premium </w:t>
+      </w:r>
+      <w:r>
+        <w:rPr>
+          <w:rFonts w:hint="eastAsia"/>
+          <w:sz w:val="32"/>
+          <w:szCs w:val="32"/>
+        </w:rPr>
+        <w:t>訂閱方案，使用者可購買點數解鎖更多進階功能。</w:t>
+      </w:r>
+    </w:p>
+    <w:p>
+      <w:pPr>
+        <w:pStyle w:val="a3"/>
+        <w:numPr>
+          <w:ilvl w:val="0"/>
+          <w:numId w:val="11"/>
+        </w:numPr>
+        <w:ind w:leftChars="0"/>
+        <w:rPr>
+          <w:sz w:val="32"/>
+          <w:szCs w:val="32"/>
+        </w:rPr>
+      </w:pPr>
+      <w:r>
+        <w:rPr>
+          <w:rFonts w:hint="eastAsia"/>
+          <w:sz w:val="32"/>
+          <w:szCs w:val="32"/>
+        </w:rPr>
+        <w:t>提供完整的交易紀錄查詢，使用者可隨時查看自己的購買歷史。</w:t>
+      </w:r>
+    </w:p>
+    <w:p>
+      <w:pPr>
+        <w:pStyle w:val="a3"/>
+        <w:numPr>
+          <w:ilvl w:val="0"/>
+          <w:numId w:val="11"/>
+        </w:numPr>
+        <w:ind w:leftChars="0"/>
+        <w:rPr>
+          <w:sz w:val="32"/>
+          <w:szCs w:val="32"/>
+        </w:rPr>
+      </w:pPr>
+      <w:r>
+        <w:rPr>
+          <w:rFonts w:hint="eastAsia"/>
+          <w:sz w:val="32"/>
+          <w:szCs w:val="32"/>
+        </w:rPr>
+        <w:t>設計雙向意見回饋機制，使用者送出回饋後可在</w:t>
+      </w:r>
+      <w:r>
+        <w:rPr>
+          <w:sz w:val="32"/>
+          <w:szCs w:val="32"/>
+        </w:rPr>
+        <w:t xml:space="preserve"> App </w:t>
+      </w:r>
+      <w:r>
+        <w:rPr>
+          <w:rFonts w:hint="eastAsia"/>
+          <w:sz w:val="32"/>
+          <w:szCs w:val="32"/>
+        </w:rPr>
+        <w:t>內查看官方回覆。</w:t>
       </w:r>
     </w:p>
     <w:p>
@@ -1502,6 +1754,12 @@
   </w:num>
   <w:num w:numId="8">
     <w:abstractNumId w:val="6"/>
+  </w:num>
+  <w:num w:numId="9">
+    <w:abstractNumId w:val="2"/>
+  </w:num>
+  <w:num w:numId="10">
+    <w:abstractNumId w:val="6"/>
     <w:lvlOverride w:ilvl="0"/>
     <w:lvlOverride w:ilvl="1"/>
     <w:lvlOverride w:ilvl="2"/>
@@ -1512,7 +1770,7 @@
     <w:lvlOverride w:ilvl="7"/>
     <w:lvlOverride w:ilvl="8"/>
   </w:num>
-  <w:num w:numId="9">
+  <w:num w:numId="11">
     <w:abstractNumId w:val="2"/>
     <w:lvlOverride w:ilvl="0"/>
     <w:lvlOverride w:ilvl="1"/>

--- a/系統文件/第一章 前言.docx
+++ b/系統文件/第一章 前言.docx
@@ -927,6 +927,306 @@
           <w:szCs w:val="32"/>
         </w:rPr>
       </w:pPr>
+    </w:p>
+    <w:p>
+      <w:pPr>
+        <w:widowControl/>
+        <w:rPr>
+          <w:sz w:val="32"/>
+          <w:szCs w:val="32"/>
+        </w:rPr>
+      </w:pPr>
+      <w:r>
+        <w:rPr>
+          <w:sz w:val="32"/>
+          <w:szCs w:val="32"/>
+        </w:rPr>
+        <w:br w:type="page"/>
+      </w:r>
+    </w:p>
+    <w:p>
+      <w:pPr>
+        <w:rPr>
+          <w:rFonts w:hint="eastAsia"/>
+          <w:b/>
+          <w:bCs/>
+          <w:sz w:val="36"/>
+          <w:szCs w:val="36"/>
+        </w:rPr>
+      </w:pPr>
+      <w:r>
+        <w:rPr>
+          <w:rFonts w:hint="eastAsia"/>
+          <w:b/>
+          <w:bCs/>
+          <w:sz w:val="36"/>
+          <w:szCs w:val="36"/>
+        </w:rPr>
+        <w:lastRenderedPageBreak/>
+        <w:t xml:space="preserve">1-4 </w:t>
+      </w:r>
+      <w:r>
+        <w:rPr>
+          <w:rFonts w:hint="eastAsia"/>
+          <w:b/>
+          <w:bCs/>
+          <w:sz w:val="36"/>
+          <w:szCs w:val="36"/>
+        </w:rPr>
+        <w:t>預期成果</w:t>
+      </w:r>
+    </w:p>
+    <w:p>
+      <w:pPr>
+        <w:rPr>
+          <w:rFonts w:hint="eastAsia"/>
+          <w:sz w:val="32"/>
+          <w:szCs w:val="32"/>
+        </w:rPr>
+      </w:pPr>
+      <w:r>
+        <w:rPr>
+          <w:rFonts w:hint="eastAsia"/>
+          <w:sz w:val="32"/>
+          <w:szCs w:val="32"/>
+        </w:rPr>
+        <w:t>1.</w:t>
+      </w:r>
+      <w:r>
+        <w:rPr>
+          <w:rFonts w:hint="eastAsia"/>
+          <w:sz w:val="32"/>
+          <w:szCs w:val="32"/>
+        </w:rPr>
+        <w:t>完成一款功能完整的日文學習</w:t>
+      </w:r>
+      <w:r>
+        <w:rPr>
+          <w:rFonts w:hint="eastAsia"/>
+          <w:sz w:val="32"/>
+          <w:szCs w:val="32"/>
+        </w:rPr>
+        <w:t xml:space="preserve"> App</w:t>
+      </w:r>
+      <w:r>
+        <w:rPr>
+          <w:rFonts w:hint="eastAsia"/>
+          <w:sz w:val="32"/>
+          <w:szCs w:val="32"/>
+        </w:rPr>
+        <w:t>：整合拍照辨識、單字收藏、</w:t>
+      </w:r>
+      <w:r>
+        <w:rPr>
+          <w:rFonts w:hint="eastAsia"/>
+          <w:sz w:val="32"/>
+          <w:szCs w:val="32"/>
+        </w:rPr>
+        <w:t xml:space="preserve">AI </w:t>
+      </w:r>
+      <w:r>
+        <w:rPr>
+          <w:rFonts w:hint="eastAsia"/>
+          <w:sz w:val="32"/>
+          <w:szCs w:val="32"/>
+        </w:rPr>
+        <w:t>對話、社群互動、商業模式與個人化設定，提供使用者一站式的學習體驗。</w:t>
+      </w:r>
+    </w:p>
+    <w:p>
+      <w:pPr>
+        <w:rPr>
+          <w:sz w:val="32"/>
+          <w:szCs w:val="32"/>
+        </w:rPr>
+      </w:pPr>
+    </w:p>
+    <w:p>
+      <w:pPr>
+        <w:rPr>
+          <w:rFonts w:hint="eastAsia"/>
+          <w:sz w:val="32"/>
+          <w:szCs w:val="32"/>
+        </w:rPr>
+      </w:pPr>
+      <w:r>
+        <w:rPr>
+          <w:rFonts w:hint="eastAsia"/>
+          <w:sz w:val="32"/>
+          <w:szCs w:val="32"/>
+        </w:rPr>
+        <w:t>2.</w:t>
+      </w:r>
+      <w:r>
+        <w:rPr>
+          <w:rFonts w:hint="eastAsia"/>
+          <w:sz w:val="32"/>
+          <w:szCs w:val="32"/>
+        </w:rPr>
+        <w:t>提升使用者學習動機：透過情境化的拍照學習與成就系統，讓使用者更願意持續使用</w:t>
+      </w:r>
+      <w:r>
+        <w:rPr>
+          <w:rFonts w:hint="eastAsia"/>
+          <w:sz w:val="32"/>
+          <w:szCs w:val="32"/>
+        </w:rPr>
+        <w:t xml:space="preserve"> App </w:t>
+      </w:r>
+      <w:r>
+        <w:rPr>
+          <w:rFonts w:hint="eastAsia"/>
+          <w:sz w:val="32"/>
+          <w:szCs w:val="32"/>
+        </w:rPr>
+        <w:t>學習日文。</w:t>
+      </w:r>
+    </w:p>
+    <w:p>
+      <w:pPr>
+        <w:rPr>
+          <w:sz w:val="32"/>
+          <w:szCs w:val="32"/>
+        </w:rPr>
+      </w:pPr>
+    </w:p>
+    <w:p>
+      <w:pPr>
+        <w:rPr>
+          <w:rFonts w:hint="eastAsia"/>
+          <w:sz w:val="32"/>
+          <w:szCs w:val="32"/>
+        </w:rPr>
+      </w:pPr>
+      <w:r>
+        <w:rPr>
+          <w:rFonts w:hint="eastAsia"/>
+          <w:sz w:val="32"/>
+          <w:szCs w:val="32"/>
+        </w:rPr>
+        <w:t>3.</w:t>
+      </w:r>
+      <w:r>
+        <w:rPr>
+          <w:rFonts w:hint="eastAsia"/>
+          <w:sz w:val="32"/>
+          <w:szCs w:val="32"/>
+        </w:rPr>
+        <w:t>建立互動式學習社群：透過好友、學習小組與排行榜等社群機制，讓學習不再孤單，提升使用者的回訪率。</w:t>
+      </w:r>
+    </w:p>
+    <w:p>
+      <w:pPr>
+        <w:rPr>
+          <w:sz w:val="32"/>
+          <w:szCs w:val="32"/>
+        </w:rPr>
+      </w:pPr>
+    </w:p>
+    <w:p>
+      <w:pPr>
+        <w:rPr>
+          <w:rFonts w:hint="eastAsia"/>
+          <w:sz w:val="32"/>
+          <w:szCs w:val="32"/>
+        </w:rPr>
+      </w:pPr>
+      <w:r>
+        <w:rPr>
+          <w:rFonts w:hint="eastAsia"/>
+          <w:sz w:val="32"/>
+          <w:szCs w:val="32"/>
+        </w:rPr>
+        <w:t>4.</w:t>
+      </w:r>
+      <w:r>
+        <w:rPr>
+          <w:rFonts w:hint="eastAsia"/>
+          <w:sz w:val="32"/>
+          <w:szCs w:val="32"/>
+        </w:rPr>
+        <w:t>驗證「拍照學語言」的可行性：透過實際使用測試與意見回饋機制，蒐集使用者反饋，作為未來功能改進的依據。</w:t>
+      </w:r>
+    </w:p>
+    <w:p>
+      <w:pPr>
+        <w:rPr>
+          <w:sz w:val="32"/>
+          <w:szCs w:val="32"/>
+        </w:rPr>
+      </w:pPr>
+    </w:p>
+    <w:p>
+      <w:pPr>
+        <w:rPr>
+          <w:sz w:val="32"/>
+          <w:szCs w:val="32"/>
+        </w:rPr>
+      </w:pPr>
+      <w:r>
+        <w:rPr>
+          <w:rFonts w:hint="eastAsia"/>
+          <w:sz w:val="32"/>
+          <w:szCs w:val="32"/>
+        </w:rPr>
+        <w:t>5.</w:t>
+      </w:r>
+      <w:r>
+        <w:rPr>
+          <w:rFonts w:hint="eastAsia"/>
+          <w:sz w:val="32"/>
+          <w:szCs w:val="32"/>
+        </w:rPr>
+        <w:t>培養專題開發能力：團隊成員透過完整的前後端開發、資料庫設計、第三方</w:t>
+      </w:r>
+      <w:r>
+        <w:rPr>
+          <w:rFonts w:hint="eastAsia"/>
+          <w:sz w:val="32"/>
+          <w:szCs w:val="32"/>
+        </w:rPr>
+        <w:t xml:space="preserve"> API </w:t>
+      </w:r>
+      <w:r>
+        <w:rPr>
+          <w:rFonts w:hint="eastAsia"/>
+          <w:sz w:val="32"/>
+          <w:szCs w:val="32"/>
+        </w:rPr>
+        <w:t>整合（</w:t>
+      </w:r>
+      <w:r>
+        <w:rPr>
+          <w:rFonts w:hint="eastAsia"/>
+          <w:sz w:val="32"/>
+          <w:szCs w:val="32"/>
+        </w:rPr>
+        <w:t>Firebase</w:t>
+      </w:r>
+      <w:r>
+        <w:rPr>
+          <w:rFonts w:hint="eastAsia"/>
+          <w:sz w:val="32"/>
+          <w:szCs w:val="32"/>
+        </w:rPr>
+        <w:t>、</w:t>
+      </w:r>
+      <w:r>
+        <w:rPr>
+          <w:rFonts w:hint="eastAsia"/>
+          <w:sz w:val="32"/>
+          <w:szCs w:val="32"/>
+        </w:rPr>
+        <w:t>Google AI</w:t>
+      </w:r>
+      <w:r>
+        <w:rPr>
+          <w:rFonts w:hint="eastAsia"/>
+          <w:sz w:val="32"/>
+          <w:szCs w:val="32"/>
+        </w:rPr>
+        <w:t>），累積實戰經驗。</w:t>
+      </w:r>
     </w:p>
     <w:sectPr>
       <w:pgSz w:w="11906" w:h="16838"/>
@@ -1760,27 +2060,9 @@
   </w:num>
   <w:num w:numId="10">
     <w:abstractNumId w:val="6"/>
-    <w:lvlOverride w:ilvl="0"/>
-    <w:lvlOverride w:ilvl="1"/>
-    <w:lvlOverride w:ilvl="2"/>
-    <w:lvlOverride w:ilvl="3"/>
-    <w:lvlOverride w:ilvl="4"/>
-    <w:lvlOverride w:ilvl="5"/>
-    <w:lvlOverride w:ilvl="6"/>
-    <w:lvlOverride w:ilvl="7"/>
-    <w:lvlOverride w:ilvl="8"/>
   </w:num>
   <w:num w:numId="11">
     <w:abstractNumId w:val="2"/>
-    <w:lvlOverride w:ilvl="0"/>
-    <w:lvlOverride w:ilvl="1"/>
-    <w:lvlOverride w:ilvl="2"/>
-    <w:lvlOverride w:ilvl="3"/>
-    <w:lvlOverride w:ilvl="4"/>
-    <w:lvlOverride w:ilvl="5"/>
-    <w:lvlOverride w:ilvl="6"/>
-    <w:lvlOverride w:ilvl="7"/>
-    <w:lvlOverride w:ilvl="8"/>
   </w:num>
 </w:numbering>
 </file>

--- a/系統文件/第一章 前言.docx
+++ b/系統文件/第一章 前言.docx
@@ -947,7 +947,6 @@
     <w:p>
       <w:pPr>
         <w:rPr>
-          <w:rFonts w:hint="eastAsia"/>
           <w:b/>
           <w:bCs/>
           <w:sz w:val="36"/>
@@ -979,7 +978,6 @@
     <w:p>
       <w:pPr>
         <w:rPr>
-          <w:rFonts w:hint="eastAsia"/>
           <w:sz w:val="32"/>
           <w:szCs w:val="32"/>
         </w:rPr>
@@ -1044,7 +1042,6 @@
     <w:p>
       <w:pPr>
         <w:rPr>
-          <w:rFonts w:hint="eastAsia"/>
           <w:sz w:val="32"/>
           <w:szCs w:val="32"/>
         </w:rPr>
@@ -1093,7 +1090,6 @@
     <w:p>
       <w:pPr>
         <w:rPr>
-          <w:rFonts w:hint="eastAsia"/>
           <w:sz w:val="32"/>
           <w:szCs w:val="32"/>
         </w:rPr>
@@ -1126,7 +1122,6 @@
     <w:p>
       <w:pPr>
         <w:rPr>
-          <w:rFonts w:hint="eastAsia"/>
           <w:sz w:val="32"/>
           <w:szCs w:val="32"/>
         </w:rPr>
@@ -1226,6 +1221,310 @@
           <w:szCs w:val="32"/>
         </w:rPr>
         <w:t>），累積實戰經驗。</w:t>
+      </w:r>
+    </w:p>
+    <w:p>
+      <w:pPr>
+        <w:widowControl/>
+        <w:rPr>
+          <w:sz w:val="32"/>
+          <w:szCs w:val="32"/>
+        </w:rPr>
+      </w:pPr>
+      <w:r>
+        <w:rPr>
+          <w:sz w:val="32"/>
+          <w:szCs w:val="32"/>
+        </w:rPr>
+        <w:br w:type="page"/>
+      </w:r>
+    </w:p>
+    <w:p>
+      <w:pPr>
+        <w:rPr>
+          <w:sz w:val="32"/>
+          <w:szCs w:val="32"/>
+        </w:rPr>
+      </w:pPr>
+      <w:r>
+        <w:rPr>
+          <w:sz w:val="32"/>
+          <w:szCs w:val="32"/>
+        </w:rPr>
+        <w:lastRenderedPageBreak/>
+        <w:t xml:space="preserve">                    Firebase Auth</w:t>
+      </w:r>
+    </w:p>
+    <w:p>
+      <w:pPr>
+        <w:rPr>
+          <w:rFonts w:hint="eastAsia"/>
+          <w:sz w:val="32"/>
+          <w:szCs w:val="32"/>
+        </w:rPr>
+      </w:pPr>
+      <w:r>
+        <w:rPr>
+          <w:rFonts w:hint="eastAsia"/>
+          <w:sz w:val="32"/>
+          <w:szCs w:val="32"/>
+        </w:rPr>
+        <w:t xml:space="preserve">                   (</w:t>
+      </w:r>
+      <w:r>
+        <w:rPr>
+          <w:rFonts w:hint="eastAsia"/>
+          <w:sz w:val="32"/>
+          <w:szCs w:val="32"/>
+        </w:rPr>
+        <w:t>身份驗證服務</w:t>
+      </w:r>
+      <w:r>
+        <w:rPr>
+          <w:rFonts w:hint="eastAsia"/>
+          <w:sz w:val="32"/>
+          <w:szCs w:val="32"/>
+        </w:rPr>
+        <w:t>)</w:t>
+      </w:r>
+    </w:p>
+    <w:p>
+      <w:pPr>
+        <w:rPr>
+          <w:sz w:val="32"/>
+          <w:szCs w:val="32"/>
+        </w:rPr>
+      </w:pPr>
+      <w:r>
+        <w:rPr>
+          <w:sz w:val="32"/>
+          <w:szCs w:val="32"/>
+        </w:rPr>
+        <w:t xml:space="preserve">                        ↕</w:t>
+      </w:r>
+    </w:p>
+    <w:p>
+      <w:pPr>
+        <w:rPr>
+          <w:sz w:val="32"/>
+          <w:szCs w:val="32"/>
+        </w:rPr>
+      </w:pPr>
+    </w:p>
+    <w:p>
+      <w:pPr>
+        <w:rPr>
+          <w:rFonts w:hint="eastAsia"/>
+          <w:sz w:val="32"/>
+          <w:szCs w:val="32"/>
+        </w:rPr>
+      </w:pPr>
+      <w:r>
+        <w:rPr>
+          <w:rFonts w:hint="eastAsia"/>
+          <w:sz w:val="32"/>
+          <w:szCs w:val="32"/>
+        </w:rPr>
+        <w:t xml:space="preserve">  </w:t>
+      </w:r>
+      <w:r>
+        <w:rPr>
+          <w:rFonts w:hint="eastAsia"/>
+          <w:sz w:val="32"/>
+          <w:szCs w:val="32"/>
+        </w:rPr>
+        <w:t>使用者</w:t>
+      </w:r>
+      <w:r>
+        <w:rPr>
+          <w:rFonts w:hint="eastAsia"/>
+          <w:sz w:val="32"/>
+          <w:szCs w:val="32"/>
+        </w:rPr>
+        <w:t xml:space="preserve"> </w:t>
+      </w:r>
+      <w:r>
+        <w:rPr>
+          <w:rFonts w:hint="eastAsia"/>
+          <w:sz w:val="32"/>
+          <w:szCs w:val="32"/>
+        </w:rPr>
+        <w:t>←→</w:t>
+      </w:r>
+      <w:r>
+        <w:rPr>
+          <w:rFonts w:hint="eastAsia"/>
+          <w:sz w:val="32"/>
+          <w:szCs w:val="32"/>
+        </w:rPr>
+        <w:t xml:space="preserve"> Flutter App </w:t>
+      </w:r>
+      <w:r>
+        <w:rPr>
+          <w:rFonts w:hint="eastAsia"/>
+          <w:sz w:val="32"/>
+          <w:szCs w:val="32"/>
+        </w:rPr>
+        <w:t>←→</w:t>
+      </w:r>
+      <w:r>
+        <w:rPr>
+          <w:rFonts w:hint="eastAsia"/>
+          <w:sz w:val="32"/>
+          <w:szCs w:val="32"/>
+        </w:rPr>
+        <w:t xml:space="preserve"> Flask API Server </w:t>
+      </w:r>
+      <w:r>
+        <w:rPr>
+          <w:rFonts w:hint="eastAsia"/>
+          <w:sz w:val="32"/>
+          <w:szCs w:val="32"/>
+        </w:rPr>
+        <w:t>←→</w:t>
+      </w:r>
+      <w:r>
+        <w:rPr>
+          <w:rFonts w:hint="eastAsia"/>
+          <w:sz w:val="32"/>
+          <w:szCs w:val="32"/>
+        </w:rPr>
+        <w:t xml:space="preserve"> SQLite </w:t>
+      </w:r>
+      <w:r>
+        <w:rPr>
+          <w:rFonts w:hint="eastAsia"/>
+          <w:sz w:val="32"/>
+          <w:szCs w:val="32"/>
+        </w:rPr>
+        <w:t>資料庫</w:t>
+      </w:r>
+    </w:p>
+    <w:p>
+      <w:pPr>
+        <w:rPr>
+          <w:rFonts w:hint="eastAsia"/>
+          <w:sz w:val="32"/>
+          <w:szCs w:val="32"/>
+        </w:rPr>
+      </w:pPr>
+      <w:r>
+        <w:rPr>
+          <w:rFonts w:hint="eastAsia"/>
+          <w:sz w:val="32"/>
+          <w:szCs w:val="32"/>
+        </w:rPr>
+        <w:t xml:space="preserve">         (Android/Web)    (Python </w:t>
+      </w:r>
+      <w:r>
+        <w:rPr>
+          <w:rFonts w:hint="eastAsia"/>
+          <w:sz w:val="32"/>
+          <w:szCs w:val="32"/>
+        </w:rPr>
+        <w:t>後端</w:t>
+      </w:r>
+      <w:r>
+        <w:rPr>
+          <w:rFonts w:hint="eastAsia"/>
+          <w:sz w:val="32"/>
+          <w:szCs w:val="32"/>
+        </w:rPr>
+        <w:t>)</w:t>
+      </w:r>
+    </w:p>
+    <w:p>
+      <w:pPr>
+        <w:rPr>
+          <w:sz w:val="32"/>
+          <w:szCs w:val="32"/>
+        </w:rPr>
+      </w:pPr>
+      <w:r>
+        <w:rPr>
+          <w:sz w:val="32"/>
+          <w:szCs w:val="32"/>
+        </w:rPr>
+        <w:t xml:space="preserve">                              ↕</w:t>
+      </w:r>
+    </w:p>
+    <w:p>
+      <w:pPr>
+        <w:rPr>
+          <w:sz w:val="32"/>
+          <w:szCs w:val="32"/>
+        </w:rPr>
+      </w:pPr>
+      <w:r>
+        <w:rPr>
+          <w:sz w:val="32"/>
+          <w:szCs w:val="32"/>
+        </w:rPr>
+        <w:t xml:space="preserve">                        Google Gemini AI</w:t>
+      </w:r>
+    </w:p>
+    <w:p>
+      <w:pPr>
+        <w:rPr>
+          <w:sz w:val="32"/>
+          <w:szCs w:val="32"/>
+        </w:rPr>
+      </w:pPr>
+      <w:r>
+        <w:rPr>
+          <w:rFonts w:hint="eastAsia"/>
+          <w:sz w:val="32"/>
+          <w:szCs w:val="32"/>
+        </w:rPr>
+        <w:t xml:space="preserve">            </w:t>
+      </w:r>
+      <w:r>
+        <w:rPr>
+          <w:rFonts w:hint="eastAsia"/>
+          <w:sz w:val="32"/>
+          <w:szCs w:val="32"/>
+        </w:rPr>
+        <w:t xml:space="preserve">  </w:t>
+      </w:r>
+      <w:r>
+        <w:rPr>
+          <w:rFonts w:hint="eastAsia"/>
+          <w:sz w:val="32"/>
+          <w:szCs w:val="32"/>
+        </w:rPr>
+        <w:t xml:space="preserve">           (</w:t>
+      </w:r>
+      <w:r>
+        <w:rPr>
+          <w:rFonts w:hint="eastAsia"/>
+          <w:sz w:val="32"/>
+          <w:szCs w:val="32"/>
+        </w:rPr>
+        <w:t>場景辨識</w:t>
+      </w:r>
+      <w:r>
+        <w:rPr>
+          <w:rFonts w:hint="eastAsia"/>
+          <w:sz w:val="32"/>
+          <w:szCs w:val="32"/>
+        </w:rPr>
+        <w:t xml:space="preserve">/AI </w:t>
+      </w:r>
+      <w:r>
+        <w:rPr>
+          <w:rFonts w:hint="eastAsia"/>
+          <w:sz w:val="32"/>
+          <w:szCs w:val="32"/>
+        </w:rPr>
+        <w:t>對話</w:t>
+      </w:r>
+      <w:r>
+        <w:rPr>
+          <w:rFonts w:hint="eastAsia"/>
+          <w:sz w:val="32"/>
+          <w:szCs w:val="32"/>
+        </w:rPr>
+        <w:t>)</w:t>
       </w:r>
     </w:p>
     <w:sectPr>

--- a/系統文件/第一章 前言.docx
+++ b/系統文件/第一章 前言.docx
@@ -1252,279 +1252,7 @@
           <w:szCs w:val="32"/>
         </w:rPr>
         <w:lastRenderedPageBreak/>
-        <w:t xml:space="preserve">                    Firebase Auth</w:t>
-      </w:r>
-    </w:p>
-    <w:p>
-      <w:pPr>
-        <w:rPr>
-          <w:rFonts w:hint="eastAsia"/>
-          <w:sz w:val="32"/>
-          <w:szCs w:val="32"/>
-        </w:rPr>
-      </w:pPr>
-      <w:r>
-        <w:rPr>
-          <w:rFonts w:hint="eastAsia"/>
-          <w:sz w:val="32"/>
-          <w:szCs w:val="32"/>
-        </w:rPr>
-        <w:t xml:space="preserve">                   (</w:t>
-      </w:r>
-      <w:r>
-        <w:rPr>
-          <w:rFonts w:hint="eastAsia"/>
-          <w:sz w:val="32"/>
-          <w:szCs w:val="32"/>
-        </w:rPr>
-        <w:t>身份驗證服務</w:t>
-      </w:r>
-      <w:r>
-        <w:rPr>
-          <w:rFonts w:hint="eastAsia"/>
-          <w:sz w:val="32"/>
-          <w:szCs w:val="32"/>
-        </w:rPr>
-        <w:t>)</w:t>
-      </w:r>
-    </w:p>
-    <w:p>
-      <w:pPr>
-        <w:rPr>
-          <w:sz w:val="32"/>
-          <w:szCs w:val="32"/>
-        </w:rPr>
-      </w:pPr>
-      <w:r>
-        <w:rPr>
-          <w:sz w:val="32"/>
-          <w:szCs w:val="32"/>
-        </w:rPr>
-        <w:t xml:space="preserve">                        ↕</w:t>
-      </w:r>
-    </w:p>
-    <w:p>
-      <w:pPr>
-        <w:rPr>
-          <w:sz w:val="32"/>
-          <w:szCs w:val="32"/>
-        </w:rPr>
-      </w:pPr>
-    </w:p>
-    <w:p>
-      <w:pPr>
-        <w:rPr>
-          <w:rFonts w:hint="eastAsia"/>
-          <w:sz w:val="32"/>
-          <w:szCs w:val="32"/>
-        </w:rPr>
-      </w:pPr>
-      <w:r>
-        <w:rPr>
-          <w:rFonts w:hint="eastAsia"/>
-          <w:sz w:val="32"/>
-          <w:szCs w:val="32"/>
-        </w:rPr>
-        <w:t xml:space="preserve">  </w:t>
-      </w:r>
-      <w:r>
-        <w:rPr>
-          <w:rFonts w:hint="eastAsia"/>
-          <w:sz w:val="32"/>
-          <w:szCs w:val="32"/>
-        </w:rPr>
-        <w:t>使用者</w:t>
-      </w:r>
-      <w:r>
-        <w:rPr>
-          <w:rFonts w:hint="eastAsia"/>
-          <w:sz w:val="32"/>
-          <w:szCs w:val="32"/>
-        </w:rPr>
-        <w:t xml:space="preserve"> </w:t>
-      </w:r>
-      <w:r>
-        <w:rPr>
-          <w:rFonts w:hint="eastAsia"/>
-          <w:sz w:val="32"/>
-          <w:szCs w:val="32"/>
-        </w:rPr>
-        <w:t>←→</w:t>
-      </w:r>
-      <w:r>
-        <w:rPr>
-          <w:rFonts w:hint="eastAsia"/>
-          <w:sz w:val="32"/>
-          <w:szCs w:val="32"/>
-        </w:rPr>
-        <w:t xml:space="preserve"> Flutter App </w:t>
-      </w:r>
-      <w:r>
-        <w:rPr>
-          <w:rFonts w:hint="eastAsia"/>
-          <w:sz w:val="32"/>
-          <w:szCs w:val="32"/>
-        </w:rPr>
-        <w:t>←→</w:t>
-      </w:r>
-      <w:r>
-        <w:rPr>
-          <w:rFonts w:hint="eastAsia"/>
-          <w:sz w:val="32"/>
-          <w:szCs w:val="32"/>
-        </w:rPr>
-        <w:t xml:space="preserve"> Flask API Server </w:t>
-      </w:r>
-      <w:r>
-        <w:rPr>
-          <w:rFonts w:hint="eastAsia"/>
-          <w:sz w:val="32"/>
-          <w:szCs w:val="32"/>
-        </w:rPr>
-        <w:t>←→</w:t>
-      </w:r>
-      <w:r>
-        <w:rPr>
-          <w:rFonts w:hint="eastAsia"/>
-          <w:sz w:val="32"/>
-          <w:szCs w:val="32"/>
-        </w:rPr>
-        <w:t xml:space="preserve"> SQLite </w:t>
-      </w:r>
-      <w:r>
-        <w:rPr>
-          <w:rFonts w:hint="eastAsia"/>
-          <w:sz w:val="32"/>
-          <w:szCs w:val="32"/>
-        </w:rPr>
-        <w:t>資料庫</w:t>
-      </w:r>
-    </w:p>
-    <w:p>
-      <w:pPr>
-        <w:rPr>
-          <w:rFonts w:hint="eastAsia"/>
-          <w:sz w:val="32"/>
-          <w:szCs w:val="32"/>
-        </w:rPr>
-      </w:pPr>
-      <w:r>
-        <w:rPr>
-          <w:rFonts w:hint="eastAsia"/>
-          <w:sz w:val="32"/>
-          <w:szCs w:val="32"/>
-        </w:rPr>
-        <w:t xml:space="preserve">         (Android/Web)    (Python </w:t>
-      </w:r>
-      <w:r>
-        <w:rPr>
-          <w:rFonts w:hint="eastAsia"/>
-          <w:sz w:val="32"/>
-          <w:szCs w:val="32"/>
-        </w:rPr>
-        <w:t>後端</w:t>
-      </w:r>
-      <w:r>
-        <w:rPr>
-          <w:rFonts w:hint="eastAsia"/>
-          <w:sz w:val="32"/>
-          <w:szCs w:val="32"/>
-        </w:rPr>
-        <w:t>)</w:t>
-      </w:r>
-    </w:p>
-    <w:p>
-      <w:pPr>
-        <w:rPr>
-          <w:sz w:val="32"/>
-          <w:szCs w:val="32"/>
-        </w:rPr>
-      </w:pPr>
-      <w:r>
-        <w:rPr>
-          <w:sz w:val="32"/>
-          <w:szCs w:val="32"/>
-        </w:rPr>
-        <w:t xml:space="preserve">                              ↕</w:t>
-      </w:r>
-    </w:p>
-    <w:p>
-      <w:pPr>
-        <w:rPr>
-          <w:sz w:val="32"/>
-          <w:szCs w:val="32"/>
-        </w:rPr>
-      </w:pPr>
-      <w:r>
-        <w:rPr>
-          <w:sz w:val="32"/>
-          <w:szCs w:val="32"/>
-        </w:rPr>
-        <w:t xml:space="preserve">                        Google Gemini AI</w:t>
-      </w:r>
-    </w:p>
-    <w:p>
-      <w:pPr>
-        <w:rPr>
-          <w:sz w:val="32"/>
-          <w:szCs w:val="32"/>
-        </w:rPr>
-      </w:pPr>
-      <w:r>
-        <w:rPr>
-          <w:rFonts w:hint="eastAsia"/>
-          <w:sz w:val="32"/>
-          <w:szCs w:val="32"/>
-        </w:rPr>
         <w:t xml:space="preserve">            </w:t>
-      </w:r>
-      <w:r>
-        <w:rPr>
-          <w:rFonts w:hint="eastAsia"/>
-          <w:sz w:val="32"/>
-          <w:szCs w:val="32"/>
-        </w:rPr>
-        <w:t xml:space="preserve">  </w:t>
-      </w:r>
-      <w:r>
-        <w:rPr>
-          <w:rFonts w:hint="eastAsia"/>
-          <w:sz w:val="32"/>
-          <w:szCs w:val="32"/>
-        </w:rPr>
-        <w:t xml:space="preserve">           (</w:t>
-      </w:r>
-      <w:r>
-        <w:rPr>
-          <w:rFonts w:hint="eastAsia"/>
-          <w:sz w:val="32"/>
-          <w:szCs w:val="32"/>
-        </w:rPr>
-        <w:t>場景辨識</w:t>
-      </w:r>
-      <w:r>
-        <w:rPr>
-          <w:rFonts w:hint="eastAsia"/>
-          <w:sz w:val="32"/>
-          <w:szCs w:val="32"/>
-        </w:rPr>
-        <w:t xml:space="preserve">/AI </w:t>
-      </w:r>
-      <w:r>
-        <w:rPr>
-          <w:rFonts w:hint="eastAsia"/>
-          <w:sz w:val="32"/>
-          <w:szCs w:val="32"/>
-        </w:rPr>
-        <w:t>對話</w:t>
-      </w:r>
-      <w:r>
-        <w:rPr>
-          <w:rFonts w:hint="eastAsia"/>
-          <w:sz w:val="32"/>
-          <w:szCs w:val="32"/>
-        </w:rPr>
-        <w:t>)</w:t>
       </w:r>
     </w:p>
     <w:sectPr>

--- a/系統文件/第一章 前言.docx
+++ b/系統文件/第一章 前言.docx
@@ -1252,6 +1252,67 @@
           <w:szCs w:val="32"/>
         </w:rPr>
         <w:lastRenderedPageBreak/>
+        <w:drawing>
+          <wp:anchor distT="0" distB="0" distL="114300" distR="114300" simplePos="0" relativeHeight="251658240" behindDoc="1" locked="0" layoutInCell="1" allowOverlap="1" wp14:anchorId="700435CE" wp14:editId="7656CED2">
+            <wp:simplePos x="0" y="0"/>
+            <wp:positionH relativeFrom="page">
+              <wp:align>right</wp:align>
+            </wp:positionH>
+            <wp:positionV relativeFrom="paragraph">
+              <wp:posOffset>-914128</wp:posOffset>
+            </wp:positionV>
+            <wp:extent cx="7750849" cy="5290457"/>
+            <wp:effectExtent l="0" t="0" r="2540" b="5715"/>
+            <wp:wrapNone/>
+            <wp:docPr id="1" name="圖片 1" descr="一張含有 文字, 螢幕擷取畫面, 字型, 圖表 的圖片&#10;&#10;自動產生的描述"/>
+            <wp:cNvGraphicFramePr>
+              <a:graphicFrameLocks xmlns:a="http://schemas.openxmlformats.org/drawingml/2006/main" noChangeAspect="1"/>
+            </wp:cNvGraphicFramePr>
+            <a:graphic xmlns:a="http://schemas.openxmlformats.org/drawingml/2006/main">
+              <a:graphicData uri="http://schemas.openxmlformats.org/drawingml/2006/picture">
+                <pic:pic xmlns:pic="http://schemas.openxmlformats.org/drawingml/2006/picture">
+                  <pic:nvPicPr>
+                    <pic:cNvPr id="1" name="圖片 1" descr="一張含有 文字, 螢幕擷取畫面, 字型, 圖表 的圖片&#10;&#10;自動產生的描述"/>
+                    <pic:cNvPicPr/>
+                  </pic:nvPicPr>
+                  <pic:blipFill>
+                    <a:blip r:embed="rId5">
+                      <a:extLst>
+                        <a:ext uri="{28A0092B-C50C-407E-A947-70E740481C1C}">
+                          <a14:useLocalDpi xmlns:a14="http://schemas.microsoft.com/office/drawing/2010/main" val="0"/>
+                        </a:ext>
+                      </a:extLst>
+                    </a:blip>
+                    <a:stretch>
+                      <a:fillRect/>
+                    </a:stretch>
+                  </pic:blipFill>
+                  <pic:spPr>
+                    <a:xfrm>
+                      <a:off x="0" y="0"/>
+                      <a:ext cx="7750849" cy="5290457"/>
+                    </a:xfrm>
+                    <a:prstGeom prst="rect">
+                      <a:avLst/>
+                    </a:prstGeom>
+                  </pic:spPr>
+                </pic:pic>
+              </a:graphicData>
+            </a:graphic>
+            <wp14:sizeRelH relativeFrom="margin">
+              <wp14:pctWidth>0</wp14:pctWidth>
+            </wp14:sizeRelH>
+            <wp14:sizeRelV relativeFrom="margin">
+              <wp14:pctHeight>0</wp14:pctHeight>
+            </wp14:sizeRelV>
+          </wp:anchor>
+        </w:drawing>
+      </w:r>
+      <w:r>
+        <w:rPr>
+          <w:sz w:val="32"/>
+          <w:szCs w:val="32"/>
+        </w:rPr>
         <w:t xml:space="preserve">            </w:t>
       </w:r>
     </w:p>

--- a/系統文件/第一章 前言.docx
+++ b/系統文件/第一章 前言.docx
@@ -1252,67 +1252,6 @@
           <w:szCs w:val="32"/>
         </w:rPr>
         <w:lastRenderedPageBreak/>
-        <w:drawing>
-          <wp:anchor distT="0" distB="0" distL="114300" distR="114300" simplePos="0" relativeHeight="251658240" behindDoc="1" locked="0" layoutInCell="1" allowOverlap="1" wp14:anchorId="700435CE" wp14:editId="7656CED2">
-            <wp:simplePos x="0" y="0"/>
-            <wp:positionH relativeFrom="page">
-              <wp:align>right</wp:align>
-            </wp:positionH>
-            <wp:positionV relativeFrom="paragraph">
-              <wp:posOffset>-914128</wp:posOffset>
-            </wp:positionV>
-            <wp:extent cx="7750849" cy="5290457"/>
-            <wp:effectExtent l="0" t="0" r="2540" b="5715"/>
-            <wp:wrapNone/>
-            <wp:docPr id="1" name="圖片 1" descr="一張含有 文字, 螢幕擷取畫面, 字型, 圖表 的圖片&#10;&#10;自動產生的描述"/>
-            <wp:cNvGraphicFramePr>
-              <a:graphicFrameLocks xmlns:a="http://schemas.openxmlformats.org/drawingml/2006/main" noChangeAspect="1"/>
-            </wp:cNvGraphicFramePr>
-            <a:graphic xmlns:a="http://schemas.openxmlformats.org/drawingml/2006/main">
-              <a:graphicData uri="http://schemas.openxmlformats.org/drawingml/2006/picture">
-                <pic:pic xmlns:pic="http://schemas.openxmlformats.org/drawingml/2006/picture">
-                  <pic:nvPicPr>
-                    <pic:cNvPr id="1" name="圖片 1" descr="一張含有 文字, 螢幕擷取畫面, 字型, 圖表 的圖片&#10;&#10;自動產生的描述"/>
-                    <pic:cNvPicPr/>
-                  </pic:nvPicPr>
-                  <pic:blipFill>
-                    <a:blip r:embed="rId5">
-                      <a:extLst>
-                        <a:ext uri="{28A0092B-C50C-407E-A947-70E740481C1C}">
-                          <a14:useLocalDpi xmlns:a14="http://schemas.microsoft.com/office/drawing/2010/main" val="0"/>
-                        </a:ext>
-                      </a:extLst>
-                    </a:blip>
-                    <a:stretch>
-                      <a:fillRect/>
-                    </a:stretch>
-                  </pic:blipFill>
-                  <pic:spPr>
-                    <a:xfrm>
-                      <a:off x="0" y="0"/>
-                      <a:ext cx="7750849" cy="5290457"/>
-                    </a:xfrm>
-                    <a:prstGeom prst="rect">
-                      <a:avLst/>
-                    </a:prstGeom>
-                  </pic:spPr>
-                </pic:pic>
-              </a:graphicData>
-            </a:graphic>
-            <wp14:sizeRelH relativeFrom="margin">
-              <wp14:pctWidth>0</wp14:pctWidth>
-            </wp14:sizeRelH>
-            <wp14:sizeRelV relativeFrom="margin">
-              <wp14:pctHeight>0</wp14:pctHeight>
-            </wp14:sizeRelV>
-          </wp:anchor>
-        </w:drawing>
-      </w:r>
-      <w:r>
-        <w:rPr>
-          <w:sz w:val="32"/>
-          <w:szCs w:val="32"/>
-        </w:rPr>
         <w:t xml:space="preserve">            </w:t>
       </w:r>
     </w:p>

--- a/系統文件/第一章 前言.docx
+++ b/系統文件/第一章 前言.docx
@@ -1252,6 +1252,67 @@
           <w:szCs w:val="32"/>
         </w:rPr>
         <w:lastRenderedPageBreak/>
+        <w:drawing>
+          <wp:anchor distT="0" distB="0" distL="114300" distR="114300" simplePos="0" relativeHeight="251658240" behindDoc="1" locked="0" layoutInCell="1" allowOverlap="1" wp14:anchorId="73DECD51" wp14:editId="6C38AA93">
+            <wp:simplePos x="0" y="0"/>
+            <wp:positionH relativeFrom="page">
+              <wp:align>right</wp:align>
+            </wp:positionH>
+            <wp:positionV relativeFrom="paragraph">
+              <wp:posOffset>-500107</wp:posOffset>
+            </wp:positionV>
+            <wp:extent cx="7728145" cy="5007429"/>
+            <wp:effectExtent l="0" t="0" r="6350" b="3175"/>
+            <wp:wrapNone/>
+            <wp:docPr id="1" name="圖片 1" descr="一張含有 文字, 螢幕擷取畫面, 圖表, 字型 的圖片&#10;&#10;自動產生的描述"/>
+            <wp:cNvGraphicFramePr>
+              <a:graphicFrameLocks xmlns:a="http://schemas.openxmlformats.org/drawingml/2006/main" noChangeAspect="1"/>
+            </wp:cNvGraphicFramePr>
+            <a:graphic xmlns:a="http://schemas.openxmlformats.org/drawingml/2006/main">
+              <a:graphicData uri="http://schemas.openxmlformats.org/drawingml/2006/picture">
+                <pic:pic xmlns:pic="http://schemas.openxmlformats.org/drawingml/2006/picture">
+                  <pic:nvPicPr>
+                    <pic:cNvPr id="1" name="圖片 1" descr="一張含有 文字, 螢幕擷取畫面, 圖表, 字型 的圖片&#10;&#10;自動產生的描述"/>
+                    <pic:cNvPicPr/>
+                  </pic:nvPicPr>
+                  <pic:blipFill>
+                    <a:blip r:embed="rId5">
+                      <a:extLst>
+                        <a:ext uri="{28A0092B-C50C-407E-A947-70E740481C1C}">
+                          <a14:useLocalDpi xmlns:a14="http://schemas.microsoft.com/office/drawing/2010/main" val="0"/>
+                        </a:ext>
+                      </a:extLst>
+                    </a:blip>
+                    <a:stretch>
+                      <a:fillRect/>
+                    </a:stretch>
+                  </pic:blipFill>
+                  <pic:spPr>
+                    <a:xfrm>
+                      <a:off x="0" y="0"/>
+                      <a:ext cx="7728145" cy="5007429"/>
+                    </a:xfrm>
+                    <a:prstGeom prst="rect">
+                      <a:avLst/>
+                    </a:prstGeom>
+                  </pic:spPr>
+                </pic:pic>
+              </a:graphicData>
+            </a:graphic>
+            <wp14:sizeRelH relativeFrom="margin">
+              <wp14:pctWidth>0</wp14:pctWidth>
+            </wp14:sizeRelH>
+            <wp14:sizeRelV relativeFrom="margin">
+              <wp14:pctHeight>0</wp14:pctHeight>
+            </wp14:sizeRelV>
+          </wp:anchor>
+        </w:drawing>
+      </w:r>
+      <w:r>
+        <w:rPr>
+          <w:sz w:val="32"/>
+          <w:szCs w:val="32"/>
+        </w:rPr>
         <w:t xml:space="preserve">            </w:t>
       </w:r>
     </w:p>

--- a/系統文件/第一章 前言.docx
+++ b/系統文件/第一章 前言.docx
@@ -1252,6 +1252,68 @@
           <w:szCs w:val="32"/>
         </w:rPr>
         <w:lastRenderedPageBreak/>
+        <w:drawing>
+          <wp:anchor distT="0" distB="0" distL="114300" distR="114300" simplePos="0" relativeHeight="251659264" behindDoc="1" locked="0" layoutInCell="1" allowOverlap="1" wp14:anchorId="4CA3D13D" wp14:editId="772507A2">
+            <wp:simplePos x="0" y="0"/>
+            <wp:positionH relativeFrom="margin">
+              <wp:posOffset>-1033780</wp:posOffset>
+            </wp:positionH>
+            <wp:positionV relativeFrom="paragraph">
+              <wp:posOffset>5513614</wp:posOffset>
+            </wp:positionV>
+            <wp:extent cx="7369023" cy="4114800"/>
+            <wp:effectExtent l="0" t="0" r="3810" b="0"/>
+            <wp:wrapNone/>
+            <wp:docPr id="2" name="圖片 2" descr="一張含有 文字, 螢幕擷取畫面, 字型, 數字 的圖片&#10;&#10;自動產生的描述"/>
+            <wp:cNvGraphicFramePr>
+              <a:graphicFrameLocks xmlns:a="http://schemas.openxmlformats.org/drawingml/2006/main" noChangeAspect="1"/>
+            </wp:cNvGraphicFramePr>
+            <a:graphic xmlns:a="http://schemas.openxmlformats.org/drawingml/2006/main">
+              <a:graphicData uri="http://schemas.openxmlformats.org/drawingml/2006/picture">
+                <pic:pic xmlns:pic="http://schemas.openxmlformats.org/drawingml/2006/picture">
+                  <pic:nvPicPr>
+                    <pic:cNvPr id="2" name="圖片 2" descr="一張含有 文字, 螢幕擷取畫面, 字型, 數字 的圖片&#10;&#10;自動產生的描述"/>
+                    <pic:cNvPicPr/>
+                  </pic:nvPicPr>
+                  <pic:blipFill>
+                    <a:blip r:embed="rId5">
+                      <a:extLst>
+                        <a:ext uri="{28A0092B-C50C-407E-A947-70E740481C1C}">
+                          <a14:useLocalDpi xmlns:a14="http://schemas.microsoft.com/office/drawing/2010/main" val="0"/>
+                        </a:ext>
+                      </a:extLst>
+                    </a:blip>
+                    <a:stretch>
+                      <a:fillRect/>
+                    </a:stretch>
+                  </pic:blipFill>
+                  <pic:spPr>
+                    <a:xfrm>
+                      <a:off x="0" y="0"/>
+                      <a:ext cx="7369023" cy="4114800"/>
+                    </a:xfrm>
+                    <a:prstGeom prst="rect">
+                      <a:avLst/>
+                    </a:prstGeom>
+                  </pic:spPr>
+                </pic:pic>
+              </a:graphicData>
+            </a:graphic>
+            <wp14:sizeRelH relativeFrom="margin">
+              <wp14:pctWidth>0</wp14:pctWidth>
+            </wp14:sizeRelH>
+            <wp14:sizeRelV relativeFrom="margin">
+              <wp14:pctHeight>0</wp14:pctHeight>
+            </wp14:sizeRelV>
+          </wp:anchor>
+        </w:drawing>
+      </w:r>
+      <w:r>
+        <w:rPr>
+          <w:noProof/>
+          <w:sz w:val="32"/>
+          <w:szCs w:val="32"/>
+        </w:rPr>
         <w:drawing>
           <wp:anchor distT="0" distB="0" distL="114300" distR="114300" simplePos="0" relativeHeight="251658240" behindDoc="1" locked="0" layoutInCell="1" allowOverlap="1" wp14:anchorId="73DECD51" wp14:editId="6C38AA93">
             <wp:simplePos x="0" y="0"/>
@@ -1276,7 +1338,7 @@
                     <pic:cNvPicPr/>
                   </pic:nvPicPr>
                   <pic:blipFill>
-                    <a:blip r:embed="rId5">
+                    <a:blip r:embed="rId6">
                       <a:extLst>
                         <a:ext uri="{28A0092B-C50C-407E-A947-70E740481C1C}">
                           <a14:useLocalDpi xmlns:a14="http://schemas.microsoft.com/office/drawing/2010/main" val="0"/>
